--- a/reporty/Report.docx
+++ b/reporty/Report.docx
@@ -14,6 +14,3849 @@
           <w:rFonts w:ascii="Calibri" w:eastAsia="Calibri" w:hAnsi="Calibri" w:cs="Calibri"/>
           <w:b/>
         </w:rPr>
+        <w:t xml:space="preserve">Datum: </w:t>
+      </w:r>
+      <w:r>
+        <w:rPr>
+          <w:rFonts w:ascii="Calibri" w:eastAsia="Calibri" w:hAnsi="Calibri" w:cs="Calibri"/>
+        </w:rPr>
+        <w:t>27.3.2026</w:t>
+      </w:r>
+    </w:p>
+    <w:p>
+      <w:pPr>
+        <w:rPr>
+          <w:rFonts w:ascii="Calibri" w:eastAsia="Calibri" w:hAnsi="Calibri" w:cs="Calibri"/>
+          <w:b/>
+        </w:rPr>
+      </w:pPr>
+      <w:r>
+        <w:rPr>
+          <w:rFonts w:ascii="Calibri" w:eastAsia="Calibri" w:hAnsi="Calibri" w:cs="Calibri"/>
+          <w:b/>
+        </w:rPr>
+        <w:t xml:space="preserve">Session: </w:t>
+      </w:r>
+      <w:r>
+        <w:rPr>
+          <w:rFonts w:ascii="Calibri" w:eastAsia="Calibri" w:hAnsi="Calibri" w:cs="Calibri"/>
+        </w:rPr>
+        <w:t>10.</w:t>
+      </w:r>
+    </w:p>
+    <w:p>
+      <w:pPr>
+        <w:rPr>
+          <w:rFonts w:ascii="Calibri" w:eastAsia="Calibri" w:hAnsi="Calibri" w:cs="Calibri"/>
+        </w:rPr>
+      </w:pPr>
+      <w:r>
+        <w:rPr>
+          <w:rFonts w:ascii="Calibri" w:eastAsia="Calibri" w:hAnsi="Calibri" w:cs="Calibri"/>
+          <w:b/>
+        </w:rPr>
+        <w:t xml:space="preserve">Název: </w:t>
+      </w:r>
+      <w:r>
+        <w:rPr>
+          <w:rFonts w:ascii="Calibri" w:eastAsia="Calibri" w:hAnsi="Calibri" w:cs="Calibri"/>
+        </w:rPr>
+        <w:t>14,29 Cigáni</w:t>
+      </w:r>
+    </w:p>
+    <w:p>
+      <w:pPr>
+        <w:rPr>
+          <w:rFonts w:ascii="Calibri" w:eastAsia="Calibri" w:hAnsi="Calibri" w:cs="Calibri"/>
+          <w:b/>
+        </w:rPr>
+      </w:pPr>
+      <w:r>
+        <w:rPr>
+          <w:rFonts w:ascii="Calibri" w:eastAsia="Calibri" w:hAnsi="Calibri" w:cs="Calibri"/>
+          <w:b/>
+        </w:rPr>
+        <w:t>Seznam Členů:</w:t>
+      </w:r>
+    </w:p>
+    <w:tbl>
+      <w:tblPr>
+        <w:tblW w:w="9062" w:type="dxa"/>
+        <w:tblBorders>
+          <w:top w:val="single" w:sz="4" w:space="0" w:color="000000"/>
+          <w:left w:val="single" w:sz="4" w:space="0" w:color="000000"/>
+          <w:bottom w:val="single" w:sz="4" w:space="0" w:color="000000"/>
+          <w:right w:val="single" w:sz="4" w:space="0" w:color="000000"/>
+          <w:insideH w:val="single" w:sz="4" w:space="0" w:color="000000"/>
+          <w:insideV w:val="single" w:sz="4" w:space="0" w:color="000000"/>
+        </w:tblBorders>
+        <w:tblLayout w:type="fixed"/>
+        <w:tblLook w:val="0400" w:firstRow="0" w:lastRow="0" w:firstColumn="0" w:lastColumn="0" w:noHBand="0" w:noVBand="1"/>
+      </w:tblPr>
+      <w:tblGrid>
+        <w:gridCol w:w="3020"/>
+        <w:gridCol w:w="3021"/>
+        <w:gridCol w:w="3021"/>
+      </w:tblGrid>
+      <w:tr>
+        <w:tc>
+          <w:tcPr>
+            <w:tcW w:w="3020" w:type="dxa"/>
+          </w:tcPr>
+          <w:p>
+            <w:pPr>
+              <w:jc w:val="center"/>
+              <w:rPr>
+                <w:rFonts w:ascii="Calibri" w:eastAsia="Calibri" w:hAnsi="Calibri" w:cs="Calibri"/>
+              </w:rPr>
+            </w:pPr>
+            <w:r>
+              <w:rPr>
+                <w:rFonts w:ascii="Calibri" w:eastAsia="Calibri" w:hAnsi="Calibri" w:cs="Calibri"/>
+              </w:rPr>
+              <w:t>Jméno</w:t>
+            </w:r>
+          </w:p>
+        </w:tc>
+        <w:tc>
+          <w:tcPr>
+            <w:tcW w:w="3021" w:type="dxa"/>
+          </w:tcPr>
+          <w:p>
+            <w:pPr>
+              <w:jc w:val="center"/>
+              <w:rPr>
+                <w:rFonts w:ascii="Calibri" w:eastAsia="Calibri" w:hAnsi="Calibri" w:cs="Calibri"/>
+                <w:lang w:val="cs-CZ"/>
+              </w:rPr>
+            </w:pPr>
+            <w:r>
+              <w:rPr>
+                <w:rFonts w:ascii="Calibri" w:eastAsia="Calibri" w:hAnsi="Calibri" w:cs="Calibri"/>
+              </w:rPr>
+              <w:t>Role</w:t>
+            </w:r>
+          </w:p>
+        </w:tc>
+        <w:tc>
+          <w:tcPr>
+            <w:tcW w:w="3021" w:type="dxa"/>
+          </w:tcPr>
+          <w:p>
+            <w:pPr>
+              <w:jc w:val="center"/>
+              <w:rPr>
+                <w:rFonts w:ascii="Calibri" w:eastAsia="Calibri" w:hAnsi="Calibri" w:cs="Calibri"/>
+              </w:rPr>
+            </w:pPr>
+            <w:r>
+              <w:rPr>
+                <w:rFonts w:ascii="Calibri" w:eastAsia="Calibri" w:hAnsi="Calibri" w:cs="Calibri"/>
+              </w:rPr>
+              <w:t>Známka</w:t>
+            </w:r>
+          </w:p>
+        </w:tc>
+      </w:tr>
+      <w:tr>
+        <w:tc>
+          <w:tcPr>
+            <w:tcW w:w="3020" w:type="dxa"/>
+          </w:tcPr>
+          <w:p>
+            <w:pPr>
+              <w:rPr>
+                <w:rFonts w:ascii="Calibri" w:eastAsia="Calibri" w:hAnsi="Calibri" w:cs="Calibri"/>
+              </w:rPr>
+            </w:pPr>
+            <w:r>
+              <w:rPr>
+                <w:rFonts w:ascii="Calibri" w:eastAsia="Calibri" w:hAnsi="Calibri" w:cs="Calibri"/>
+              </w:rPr>
+              <w:t>Josef Strachoň</w:t>
+            </w:r>
+          </w:p>
+        </w:tc>
+        <w:tc>
+          <w:tcPr>
+            <w:tcW w:w="3021" w:type="dxa"/>
+          </w:tcPr>
+          <w:p>
+            <w:pPr>
+              <w:rPr>
+                <w:rFonts w:ascii="Calibri" w:eastAsia="Calibri" w:hAnsi="Calibri" w:cs="Calibri"/>
+              </w:rPr>
+            </w:pPr>
+            <w:r>
+              <w:rPr>
+                <w:rFonts w:ascii="Calibri" w:eastAsia="Calibri" w:hAnsi="Calibri" w:cs="Calibri"/>
+              </w:rPr>
+              <w:t>Team Leader</w:t>
+            </w:r>
+          </w:p>
+        </w:tc>
+        <w:tc>
+          <w:tcPr>
+            <w:tcW w:w="3021" w:type="dxa"/>
+          </w:tcPr>
+          <w:p>
+            <w:pPr>
+              <w:jc w:val="center"/>
+              <w:rPr>
+                <w:rFonts w:ascii="Calibri" w:eastAsia="Calibri" w:hAnsi="Calibri" w:cs="Calibri"/>
+              </w:rPr>
+            </w:pPr>
+            <w:r>
+              <w:rPr>
+                <w:rFonts w:ascii="Calibri" w:eastAsia="Calibri" w:hAnsi="Calibri" w:cs="Calibri"/>
+              </w:rPr>
+              <w:t>N</w:t>
+            </w:r>
+          </w:p>
+        </w:tc>
+      </w:tr>
+      <w:tr>
+        <w:tc>
+          <w:tcPr>
+            <w:tcW w:w="3020" w:type="dxa"/>
+          </w:tcPr>
+          <w:p>
+            <w:pPr>
+              <w:rPr>
+                <w:rFonts w:ascii="Calibri" w:eastAsia="Calibri" w:hAnsi="Calibri" w:cs="Calibri"/>
+              </w:rPr>
+            </w:pPr>
+            <w:r>
+              <w:rPr>
+                <w:rFonts w:ascii="Calibri" w:eastAsia="Calibri" w:hAnsi="Calibri" w:cs="Calibri"/>
+              </w:rPr>
+              <w:t>Vilém Malý</w:t>
+            </w:r>
+          </w:p>
+        </w:tc>
+        <w:tc>
+          <w:tcPr>
+            <w:tcW w:w="3021" w:type="dxa"/>
+          </w:tcPr>
+          <w:p>
+            <w:pPr>
+              <w:rPr>
+                <w:rFonts w:ascii="Calibri" w:eastAsia="Calibri" w:hAnsi="Calibri" w:cs="Calibri"/>
+              </w:rPr>
+            </w:pPr>
+            <w:r>
+              <w:rPr>
+                <w:rFonts w:ascii="Calibri" w:eastAsia="Calibri" w:hAnsi="Calibri" w:cs="Calibri"/>
+              </w:rPr>
+              <w:t>Unity Master</w:t>
+            </w:r>
+          </w:p>
+        </w:tc>
+        <w:tc>
+          <w:tcPr>
+            <w:tcW w:w="3021" w:type="dxa"/>
+          </w:tcPr>
+          <w:p>
+            <w:pPr>
+              <w:jc w:val="center"/>
+              <w:rPr>
+                <w:rFonts w:ascii="Calibri" w:eastAsia="Calibri" w:hAnsi="Calibri" w:cs="Calibri"/>
+              </w:rPr>
+            </w:pPr>
+            <w:r>
+              <w:rPr>
+                <w:rFonts w:ascii="Calibri" w:eastAsia="Calibri" w:hAnsi="Calibri" w:cs="Calibri"/>
+              </w:rPr>
+              <w:t>N</w:t>
+            </w:r>
+          </w:p>
+        </w:tc>
+      </w:tr>
+      <w:tr>
+        <w:tc>
+          <w:tcPr>
+            <w:tcW w:w="3020" w:type="dxa"/>
+          </w:tcPr>
+          <w:p>
+            <w:pPr>
+              <w:rPr>
+                <w:rFonts w:ascii="Calibri" w:eastAsia="Calibri" w:hAnsi="Calibri" w:cs="Calibri"/>
+              </w:rPr>
+            </w:pPr>
+            <w:r>
+              <w:rPr>
+                <w:rFonts w:ascii="Calibri" w:eastAsia="Calibri" w:hAnsi="Calibri" w:cs="Calibri"/>
+              </w:rPr>
+              <w:t>Jakub Martykán</w:t>
+            </w:r>
+          </w:p>
+        </w:tc>
+        <w:tc>
+          <w:tcPr>
+            <w:tcW w:w="3021" w:type="dxa"/>
+          </w:tcPr>
+          <w:p>
+            <w:pPr>
+              <w:rPr>
+                <w:rFonts w:ascii="Calibri" w:eastAsia="Calibri" w:hAnsi="Calibri" w:cs="Calibri"/>
+              </w:rPr>
+            </w:pPr>
+            <w:r>
+              <w:rPr>
+                <w:rFonts w:ascii="Calibri" w:eastAsia="Calibri" w:hAnsi="Calibri" w:cs="Calibri"/>
+              </w:rPr>
+              <w:t>Scripting</w:t>
+            </w:r>
+          </w:p>
+        </w:tc>
+        <w:tc>
+          <w:tcPr>
+            <w:tcW w:w="3021" w:type="dxa"/>
+          </w:tcPr>
+          <w:p>
+            <w:pPr>
+              <w:jc w:val="center"/>
+              <w:rPr>
+                <w:rFonts w:ascii="Calibri" w:eastAsia="Calibri" w:hAnsi="Calibri" w:cs="Calibri"/>
+              </w:rPr>
+            </w:pPr>
+            <w:r>
+              <w:rPr>
+                <w:rFonts w:ascii="Calibri" w:eastAsia="Calibri" w:hAnsi="Calibri" w:cs="Calibri"/>
+              </w:rPr>
+              <w:t>N</w:t>
+            </w:r>
+          </w:p>
+        </w:tc>
+      </w:tr>
+      <w:tr>
+        <w:tc>
+          <w:tcPr>
+            <w:tcW w:w="3020" w:type="dxa"/>
+          </w:tcPr>
+          <w:p>
+            <w:pPr>
+              <w:rPr>
+                <w:rFonts w:ascii="Calibri" w:eastAsia="Calibri" w:hAnsi="Calibri" w:cs="Calibri"/>
+              </w:rPr>
+            </w:pPr>
+            <w:r>
+              <w:rPr>
+                <w:rFonts w:ascii="Calibri" w:eastAsia="Calibri" w:hAnsi="Calibri" w:cs="Calibri"/>
+              </w:rPr>
+              <w:t>Matěj Mazáč</w:t>
+            </w:r>
+          </w:p>
+        </w:tc>
+        <w:tc>
+          <w:tcPr>
+            <w:tcW w:w="3021" w:type="dxa"/>
+          </w:tcPr>
+          <w:p>
+            <w:pPr>
+              <w:rPr>
+                <w:rFonts w:ascii="Calibri" w:eastAsia="Calibri" w:hAnsi="Calibri" w:cs="Calibri"/>
+              </w:rPr>
+            </w:pPr>
+            <w:r>
+              <w:rPr>
+                <w:rFonts w:ascii="Calibri" w:eastAsia="Calibri" w:hAnsi="Calibri" w:cs="Calibri"/>
+              </w:rPr>
+              <w:t>3D Modely</w:t>
+            </w:r>
+          </w:p>
+        </w:tc>
+        <w:tc>
+          <w:tcPr>
+            <w:tcW w:w="3021" w:type="dxa"/>
+          </w:tcPr>
+          <w:p>
+            <w:pPr>
+              <w:jc w:val="center"/>
+              <w:rPr>
+                <w:rFonts w:ascii="Calibri" w:eastAsia="Calibri" w:hAnsi="Calibri" w:cs="Calibri"/>
+              </w:rPr>
+            </w:pPr>
+            <w:r>
+              <w:rPr>
+                <w:rFonts w:ascii="Calibri" w:eastAsia="Calibri" w:hAnsi="Calibri" w:cs="Calibri"/>
+              </w:rPr>
+              <w:t>N</w:t>
+            </w:r>
+          </w:p>
+        </w:tc>
+      </w:tr>
+      <w:tr>
+        <w:tc>
+          <w:tcPr>
+            <w:tcW w:w="3020" w:type="dxa"/>
+          </w:tcPr>
+          <w:p>
+            <w:pPr>
+              <w:rPr>
+                <w:rFonts w:ascii="Calibri" w:eastAsia="Calibri" w:hAnsi="Calibri" w:cs="Calibri"/>
+              </w:rPr>
+            </w:pPr>
+            <w:r>
+              <w:rPr>
+                <w:rFonts w:ascii="Calibri" w:eastAsia="Calibri" w:hAnsi="Calibri" w:cs="Calibri"/>
+              </w:rPr>
+              <w:t xml:space="preserve">Patrik Bílek </w:t>
+            </w:r>
+          </w:p>
+        </w:tc>
+        <w:tc>
+          <w:tcPr>
+            <w:tcW w:w="3021" w:type="dxa"/>
+          </w:tcPr>
+          <w:p>
+            <w:pPr>
+              <w:rPr>
+                <w:rFonts w:ascii="Calibri" w:eastAsia="Calibri" w:hAnsi="Calibri" w:cs="Calibri"/>
+              </w:rPr>
+            </w:pPr>
+            <w:r>
+              <w:rPr>
+                <w:rFonts w:ascii="Calibri" w:eastAsia="Calibri" w:hAnsi="Calibri" w:cs="Calibri"/>
+              </w:rPr>
+              <w:t>UI/UX</w:t>
+            </w:r>
+          </w:p>
+        </w:tc>
+        <w:tc>
+          <w:tcPr>
+            <w:tcW w:w="3021" w:type="dxa"/>
+          </w:tcPr>
+          <w:p>
+            <w:pPr>
+              <w:jc w:val="center"/>
+              <w:rPr>
+                <w:rFonts w:ascii="Calibri" w:eastAsia="Calibri" w:hAnsi="Calibri" w:cs="Calibri"/>
+              </w:rPr>
+            </w:pPr>
+            <w:r>
+              <w:rPr>
+                <w:rFonts w:ascii="Calibri" w:eastAsia="Calibri" w:hAnsi="Calibri" w:cs="Calibri"/>
+              </w:rPr>
+              <w:t>N</w:t>
+            </w:r>
+          </w:p>
+        </w:tc>
+      </w:tr>
+      <w:tr>
+        <w:tc>
+          <w:tcPr>
+            <w:tcW w:w="3020" w:type="dxa"/>
+          </w:tcPr>
+          <w:p>
+            <w:pPr>
+              <w:rPr>
+                <w:rFonts w:ascii="Calibri" w:eastAsia="Calibri" w:hAnsi="Calibri" w:cs="Calibri"/>
+                <w:b/>
+              </w:rPr>
+            </w:pPr>
+            <w:r>
+              <w:rPr>
+                <w:rFonts w:ascii="Calibri" w:eastAsia="Calibri" w:hAnsi="Calibri" w:cs="Calibri"/>
+              </w:rPr>
+              <w:t>Anhelina Feshchuk</w:t>
+            </w:r>
+          </w:p>
+        </w:tc>
+        <w:tc>
+          <w:tcPr>
+            <w:tcW w:w="3021" w:type="dxa"/>
+          </w:tcPr>
+          <w:p>
+            <w:pPr>
+              <w:rPr>
+                <w:rFonts w:ascii="Calibri" w:eastAsia="Calibri" w:hAnsi="Calibri" w:cs="Calibri"/>
+              </w:rPr>
+            </w:pPr>
+            <w:r>
+              <w:rPr>
+                <w:rFonts w:ascii="Calibri" w:eastAsia="Calibri" w:hAnsi="Calibri" w:cs="Calibri"/>
+              </w:rPr>
+              <w:t>Testing</w:t>
+            </w:r>
+          </w:p>
+        </w:tc>
+        <w:tc>
+          <w:tcPr>
+            <w:tcW w:w="3021" w:type="dxa"/>
+          </w:tcPr>
+          <w:p>
+            <w:pPr>
+              <w:jc w:val="center"/>
+              <w:rPr>
+                <w:rFonts w:ascii="Calibri" w:eastAsia="Calibri" w:hAnsi="Calibri" w:cs="Calibri"/>
+              </w:rPr>
+            </w:pPr>
+            <w:r>
+              <w:rPr>
+                <w:rFonts w:ascii="Calibri" w:eastAsia="Calibri" w:hAnsi="Calibri" w:cs="Calibri"/>
+              </w:rPr>
+              <w:t>N</w:t>
+            </w:r>
+          </w:p>
+        </w:tc>
+      </w:tr>
+      <w:tr>
+        <w:tc>
+          <w:tcPr>
+            <w:tcW w:w="3020" w:type="dxa"/>
+          </w:tcPr>
+          <w:p>
+            <w:pPr>
+              <w:rPr>
+                <w:rFonts w:ascii="Calibri" w:eastAsia="Calibri" w:hAnsi="Calibri" w:cs="Calibri"/>
+              </w:rPr>
+            </w:pPr>
+            <w:r>
+              <w:rPr>
+                <w:rFonts w:ascii="Calibri" w:eastAsia="Calibri" w:hAnsi="Calibri" w:cs="Calibri"/>
+              </w:rPr>
+              <w:t>Dominik Potor</w:t>
+            </w:r>
+          </w:p>
+        </w:tc>
+        <w:tc>
+          <w:tcPr>
+            <w:tcW w:w="3021" w:type="dxa"/>
+          </w:tcPr>
+          <w:p>
+            <w:pPr>
+              <w:rPr>
+                <w:rFonts w:ascii="Calibri" w:eastAsia="Calibri" w:hAnsi="Calibri" w:cs="Calibri"/>
+              </w:rPr>
+            </w:pPr>
+            <w:r>
+              <w:rPr>
+                <w:rFonts w:ascii="Calibri" w:eastAsia="Calibri" w:hAnsi="Calibri" w:cs="Calibri"/>
+              </w:rPr>
+              <w:t>Sound</w:t>
+            </w:r>
+          </w:p>
+        </w:tc>
+        <w:tc>
+          <w:tcPr>
+            <w:tcW w:w="3021" w:type="dxa"/>
+          </w:tcPr>
+          <w:p>
+            <w:pPr>
+              <w:jc w:val="center"/>
+              <w:rPr>
+                <w:rFonts w:ascii="Calibri" w:eastAsia="Calibri" w:hAnsi="Calibri" w:cs="Calibri"/>
+              </w:rPr>
+            </w:pPr>
+            <w:r>
+              <w:rPr>
+                <w:rFonts w:ascii="Calibri" w:eastAsia="Calibri" w:hAnsi="Calibri" w:cs="Calibri"/>
+              </w:rPr>
+              <w:t>N</w:t>
+            </w:r>
+          </w:p>
+        </w:tc>
+      </w:tr>
+    </w:tbl>
+    <w:p>
+      <w:pPr>
+        <w:rPr>
+          <w:rFonts w:ascii="Calibri" w:eastAsia="Calibri" w:hAnsi="Calibri" w:cs="Calibri"/>
+        </w:rPr>
+      </w:pPr>
+    </w:p>
+    <w:p>
+      <w:pPr>
+        <w:rPr>
+          <w:rFonts w:ascii="Calibri" w:eastAsia="Calibri" w:hAnsi="Calibri" w:cs="Calibri"/>
+        </w:rPr>
+      </w:pPr>
+      <w:r>
+        <w:rPr>
+          <w:rFonts w:ascii="Calibri" w:eastAsia="Calibri" w:hAnsi="Calibri" w:cs="Calibri"/>
+          <w:b/>
+        </w:rPr>
+        <w:t xml:space="preserve">Progress Overview: </w:t>
+      </w:r>
+      <w:r>
+        <w:rPr>
+          <w:rFonts w:ascii="Calibri" w:eastAsia="Calibri" w:hAnsi="Calibri" w:cs="Calibri"/>
+        </w:rPr>
+        <w:t>Nic</w:t>
+      </w:r>
+    </w:p>
+    <w:p>
+      <w:pPr>
+        <w:rPr>
+          <w:rFonts w:ascii="Calibri" w:eastAsia="Calibri" w:hAnsi="Calibri" w:cs="Calibri"/>
+        </w:rPr>
+      </w:pPr>
+      <w:r>
+        <w:rPr>
+          <w:rFonts w:ascii="Calibri" w:eastAsia="Calibri" w:hAnsi="Calibri" w:cs="Calibri"/>
+          <w:b/>
+        </w:rPr>
+        <w:t xml:space="preserve">Použité nástroje: </w:t>
+      </w:r>
+      <w:r>
+        <w:rPr>
+          <w:rFonts w:ascii="Calibri" w:eastAsia="Calibri" w:hAnsi="Calibri" w:cs="Calibri"/>
+        </w:rPr>
+        <w:t>Žádné</w:t>
+      </w:r>
+    </w:p>
+    <w:p>
+      <w:pPr>
+        <w:rPr>
+          <w:rFonts w:ascii="Calibri" w:eastAsia="Calibri" w:hAnsi="Calibri" w:cs="Calibri"/>
+        </w:rPr>
+      </w:pPr>
+      <w:r>
+        <w:rPr>
+          <w:rFonts w:ascii="Calibri" w:eastAsia="Calibri" w:hAnsi="Calibri" w:cs="Calibri"/>
+          <w:b/>
+        </w:rPr>
+        <w:t xml:space="preserve">Media: </w:t>
+      </w:r>
+      <w:r>
+        <w:rPr>
+          <w:rFonts w:ascii="Calibri" w:eastAsia="Calibri" w:hAnsi="Calibri" w:cs="Calibri"/>
+        </w:rPr>
+        <w:t>Žádné</w:t>
+      </w:r>
+    </w:p>
+    <w:p>
+      <w:pPr>
+        <w:rPr>
+          <w:rFonts w:ascii="Calibri" w:eastAsia="Calibri" w:hAnsi="Calibri" w:cs="Calibri"/>
+          <w:b/>
+        </w:rPr>
+      </w:pPr>
+      <w:r>
+        <w:rPr>
+          <w:rFonts w:ascii="Calibri" w:eastAsia="Calibri" w:hAnsi="Calibri" w:cs="Calibri"/>
+          <w:b/>
+        </w:rPr>
+        <w:br w:type="page"/>
+      </w:r>
+    </w:p>
+    <w:p>
+      <w:pPr>
+        <w:rPr>
+          <w:rFonts w:ascii="Calibri" w:eastAsia="Calibri" w:hAnsi="Calibri" w:cs="Calibri"/>
+          <w:b/>
+        </w:rPr>
+      </w:pPr>
+      <w:r>
+        <w:rPr>
+          <w:rFonts w:ascii="Calibri" w:eastAsia="Calibri" w:hAnsi="Calibri" w:cs="Calibri"/>
+          <w:b/>
+        </w:rPr>
+        <w:lastRenderedPageBreak/>
+        <w:t xml:space="preserve">Datum: </w:t>
+      </w:r>
+      <w:r>
+        <w:rPr>
+          <w:rFonts w:ascii="Calibri" w:eastAsia="Calibri" w:hAnsi="Calibri" w:cs="Calibri"/>
+        </w:rPr>
+        <w:t>13.3.2026</w:t>
+      </w:r>
+    </w:p>
+    <w:p>
+      <w:pPr>
+        <w:rPr>
+          <w:rFonts w:ascii="Calibri" w:eastAsia="Calibri" w:hAnsi="Calibri" w:cs="Calibri"/>
+          <w:b/>
+        </w:rPr>
+      </w:pPr>
+      <w:r>
+        <w:rPr>
+          <w:rFonts w:ascii="Calibri" w:eastAsia="Calibri" w:hAnsi="Calibri" w:cs="Calibri"/>
+          <w:b/>
+        </w:rPr>
+        <w:t xml:space="preserve">Session: </w:t>
+      </w:r>
+      <w:r>
+        <w:rPr>
+          <w:rFonts w:ascii="Calibri" w:eastAsia="Calibri" w:hAnsi="Calibri" w:cs="Calibri"/>
+        </w:rPr>
+        <w:t>9.</w:t>
+      </w:r>
+    </w:p>
+    <w:p>
+      <w:pPr>
+        <w:rPr>
+          <w:rFonts w:ascii="Calibri" w:eastAsia="Calibri" w:hAnsi="Calibri" w:cs="Calibri"/>
+        </w:rPr>
+      </w:pPr>
+      <w:r>
+        <w:rPr>
+          <w:rFonts w:ascii="Calibri" w:eastAsia="Calibri" w:hAnsi="Calibri" w:cs="Calibri"/>
+          <w:b/>
+        </w:rPr>
+        <w:t xml:space="preserve">Název: </w:t>
+      </w:r>
+      <w:r>
+        <w:rPr>
+          <w:rFonts w:ascii="Calibri" w:eastAsia="Calibri" w:hAnsi="Calibri" w:cs="Calibri"/>
+        </w:rPr>
+        <w:t>14,29 Cigáni</w:t>
+      </w:r>
+    </w:p>
+    <w:p>
+      <w:pPr>
+        <w:rPr>
+          <w:rFonts w:ascii="Calibri" w:eastAsia="Calibri" w:hAnsi="Calibri" w:cs="Calibri"/>
+          <w:b/>
+        </w:rPr>
+      </w:pPr>
+      <w:r>
+        <w:rPr>
+          <w:rFonts w:ascii="Calibri" w:eastAsia="Calibri" w:hAnsi="Calibri" w:cs="Calibri"/>
+          <w:b/>
+        </w:rPr>
+        <w:t>Seznam Členů:</w:t>
+      </w:r>
+    </w:p>
+    <w:tbl>
+      <w:tblPr>
+        <w:tblW w:w="9062" w:type="dxa"/>
+        <w:tblBorders>
+          <w:top w:val="single" w:sz="4" w:space="0" w:color="000000"/>
+          <w:left w:val="single" w:sz="4" w:space="0" w:color="000000"/>
+          <w:bottom w:val="single" w:sz="4" w:space="0" w:color="000000"/>
+          <w:right w:val="single" w:sz="4" w:space="0" w:color="000000"/>
+          <w:insideH w:val="single" w:sz="4" w:space="0" w:color="000000"/>
+          <w:insideV w:val="single" w:sz="4" w:space="0" w:color="000000"/>
+        </w:tblBorders>
+        <w:tblLayout w:type="fixed"/>
+        <w:tblLook w:val="0400" w:firstRow="0" w:lastRow="0" w:firstColumn="0" w:lastColumn="0" w:noHBand="0" w:noVBand="1"/>
+      </w:tblPr>
+      <w:tblGrid>
+        <w:gridCol w:w="3020"/>
+        <w:gridCol w:w="3021"/>
+        <w:gridCol w:w="3021"/>
+      </w:tblGrid>
+      <w:tr>
+        <w:tc>
+          <w:tcPr>
+            <w:tcW w:w="3020" w:type="dxa"/>
+          </w:tcPr>
+          <w:p>
+            <w:pPr>
+              <w:jc w:val="center"/>
+              <w:rPr>
+                <w:rFonts w:ascii="Calibri" w:eastAsia="Calibri" w:hAnsi="Calibri" w:cs="Calibri"/>
+              </w:rPr>
+            </w:pPr>
+            <w:r>
+              <w:rPr>
+                <w:rFonts w:ascii="Calibri" w:eastAsia="Calibri" w:hAnsi="Calibri" w:cs="Calibri"/>
+              </w:rPr>
+              <w:t>Jméno</w:t>
+            </w:r>
+          </w:p>
+        </w:tc>
+        <w:tc>
+          <w:tcPr>
+            <w:tcW w:w="3021" w:type="dxa"/>
+          </w:tcPr>
+          <w:p>
+            <w:pPr>
+              <w:jc w:val="center"/>
+              <w:rPr>
+                <w:rFonts w:ascii="Calibri" w:eastAsia="Calibri" w:hAnsi="Calibri" w:cs="Calibri"/>
+                <w:lang w:val="cs-CZ"/>
+              </w:rPr>
+            </w:pPr>
+            <w:r>
+              <w:rPr>
+                <w:rFonts w:ascii="Calibri" w:eastAsia="Calibri" w:hAnsi="Calibri" w:cs="Calibri"/>
+              </w:rPr>
+              <w:t>Role</w:t>
+            </w:r>
+          </w:p>
+        </w:tc>
+        <w:tc>
+          <w:tcPr>
+            <w:tcW w:w="3021" w:type="dxa"/>
+          </w:tcPr>
+          <w:p>
+            <w:pPr>
+              <w:jc w:val="center"/>
+              <w:rPr>
+                <w:rFonts w:ascii="Calibri" w:eastAsia="Calibri" w:hAnsi="Calibri" w:cs="Calibri"/>
+              </w:rPr>
+            </w:pPr>
+            <w:r>
+              <w:rPr>
+                <w:rFonts w:ascii="Calibri" w:eastAsia="Calibri" w:hAnsi="Calibri" w:cs="Calibri"/>
+              </w:rPr>
+              <w:t>Známka</w:t>
+            </w:r>
+          </w:p>
+        </w:tc>
+      </w:tr>
+      <w:tr>
+        <w:tc>
+          <w:tcPr>
+            <w:tcW w:w="3020" w:type="dxa"/>
+          </w:tcPr>
+          <w:p>
+            <w:pPr>
+              <w:rPr>
+                <w:rFonts w:ascii="Calibri" w:eastAsia="Calibri" w:hAnsi="Calibri" w:cs="Calibri"/>
+              </w:rPr>
+            </w:pPr>
+            <w:r>
+              <w:rPr>
+                <w:rFonts w:ascii="Calibri" w:eastAsia="Calibri" w:hAnsi="Calibri" w:cs="Calibri"/>
+              </w:rPr>
+              <w:t>Josef Strachoň</w:t>
+            </w:r>
+          </w:p>
+        </w:tc>
+        <w:tc>
+          <w:tcPr>
+            <w:tcW w:w="3021" w:type="dxa"/>
+          </w:tcPr>
+          <w:p>
+            <w:pPr>
+              <w:rPr>
+                <w:rFonts w:ascii="Calibri" w:eastAsia="Calibri" w:hAnsi="Calibri" w:cs="Calibri"/>
+              </w:rPr>
+            </w:pPr>
+            <w:r>
+              <w:rPr>
+                <w:rFonts w:ascii="Calibri" w:eastAsia="Calibri" w:hAnsi="Calibri" w:cs="Calibri"/>
+              </w:rPr>
+              <w:t>Team Leader</w:t>
+            </w:r>
+          </w:p>
+        </w:tc>
+        <w:tc>
+          <w:tcPr>
+            <w:tcW w:w="3021" w:type="dxa"/>
+          </w:tcPr>
+          <w:p>
+            <w:pPr>
+              <w:jc w:val="center"/>
+              <w:rPr>
+                <w:rFonts w:ascii="Calibri" w:eastAsia="Calibri" w:hAnsi="Calibri" w:cs="Calibri"/>
+              </w:rPr>
+            </w:pPr>
+            <w:r>
+              <w:rPr>
+                <w:rFonts w:ascii="Calibri" w:eastAsia="Calibri" w:hAnsi="Calibri" w:cs="Calibri"/>
+              </w:rPr>
+              <w:t>N</w:t>
+            </w:r>
+          </w:p>
+        </w:tc>
+      </w:tr>
+      <w:tr>
+        <w:tc>
+          <w:tcPr>
+            <w:tcW w:w="3020" w:type="dxa"/>
+          </w:tcPr>
+          <w:p>
+            <w:pPr>
+              <w:rPr>
+                <w:rFonts w:ascii="Calibri" w:eastAsia="Calibri" w:hAnsi="Calibri" w:cs="Calibri"/>
+              </w:rPr>
+            </w:pPr>
+            <w:r>
+              <w:rPr>
+                <w:rFonts w:ascii="Calibri" w:eastAsia="Calibri" w:hAnsi="Calibri" w:cs="Calibri"/>
+              </w:rPr>
+              <w:t>Vilém Malý</w:t>
+            </w:r>
+          </w:p>
+        </w:tc>
+        <w:tc>
+          <w:tcPr>
+            <w:tcW w:w="3021" w:type="dxa"/>
+          </w:tcPr>
+          <w:p>
+            <w:pPr>
+              <w:rPr>
+                <w:rFonts w:ascii="Calibri" w:eastAsia="Calibri" w:hAnsi="Calibri" w:cs="Calibri"/>
+              </w:rPr>
+            </w:pPr>
+            <w:r>
+              <w:rPr>
+                <w:rFonts w:ascii="Calibri" w:eastAsia="Calibri" w:hAnsi="Calibri" w:cs="Calibri"/>
+              </w:rPr>
+              <w:t>Unity Master</w:t>
+            </w:r>
+          </w:p>
+        </w:tc>
+        <w:tc>
+          <w:tcPr>
+            <w:tcW w:w="3021" w:type="dxa"/>
+          </w:tcPr>
+          <w:p>
+            <w:pPr>
+              <w:jc w:val="center"/>
+              <w:rPr>
+                <w:rFonts w:ascii="Calibri" w:eastAsia="Calibri" w:hAnsi="Calibri" w:cs="Calibri"/>
+              </w:rPr>
+            </w:pPr>
+            <w:r>
+              <w:rPr>
+                <w:rFonts w:ascii="Calibri" w:eastAsia="Calibri" w:hAnsi="Calibri" w:cs="Calibri"/>
+              </w:rPr>
+              <w:t>N</w:t>
+            </w:r>
+          </w:p>
+        </w:tc>
+      </w:tr>
+      <w:tr>
+        <w:tc>
+          <w:tcPr>
+            <w:tcW w:w="3020" w:type="dxa"/>
+          </w:tcPr>
+          <w:p>
+            <w:pPr>
+              <w:rPr>
+                <w:rFonts w:ascii="Calibri" w:eastAsia="Calibri" w:hAnsi="Calibri" w:cs="Calibri"/>
+              </w:rPr>
+            </w:pPr>
+            <w:r>
+              <w:rPr>
+                <w:rFonts w:ascii="Calibri" w:eastAsia="Calibri" w:hAnsi="Calibri" w:cs="Calibri"/>
+              </w:rPr>
+              <w:t>Jakub Martykán</w:t>
+            </w:r>
+          </w:p>
+        </w:tc>
+        <w:tc>
+          <w:tcPr>
+            <w:tcW w:w="3021" w:type="dxa"/>
+          </w:tcPr>
+          <w:p>
+            <w:pPr>
+              <w:rPr>
+                <w:rFonts w:ascii="Calibri" w:eastAsia="Calibri" w:hAnsi="Calibri" w:cs="Calibri"/>
+              </w:rPr>
+            </w:pPr>
+            <w:r>
+              <w:rPr>
+                <w:rFonts w:ascii="Calibri" w:eastAsia="Calibri" w:hAnsi="Calibri" w:cs="Calibri"/>
+              </w:rPr>
+              <w:t>Scripting</w:t>
+            </w:r>
+          </w:p>
+        </w:tc>
+        <w:tc>
+          <w:tcPr>
+            <w:tcW w:w="3021" w:type="dxa"/>
+          </w:tcPr>
+          <w:p>
+            <w:pPr>
+              <w:jc w:val="center"/>
+              <w:rPr>
+                <w:rFonts w:ascii="Calibri" w:eastAsia="Calibri" w:hAnsi="Calibri" w:cs="Calibri"/>
+              </w:rPr>
+            </w:pPr>
+            <w:r>
+              <w:rPr>
+                <w:rFonts w:ascii="Calibri" w:eastAsia="Calibri" w:hAnsi="Calibri" w:cs="Calibri"/>
+              </w:rPr>
+              <w:t>N</w:t>
+            </w:r>
+          </w:p>
+        </w:tc>
+      </w:tr>
+      <w:tr>
+        <w:tc>
+          <w:tcPr>
+            <w:tcW w:w="3020" w:type="dxa"/>
+          </w:tcPr>
+          <w:p>
+            <w:pPr>
+              <w:rPr>
+                <w:rFonts w:ascii="Calibri" w:eastAsia="Calibri" w:hAnsi="Calibri" w:cs="Calibri"/>
+              </w:rPr>
+            </w:pPr>
+            <w:r>
+              <w:rPr>
+                <w:rFonts w:ascii="Calibri" w:eastAsia="Calibri" w:hAnsi="Calibri" w:cs="Calibri"/>
+              </w:rPr>
+              <w:t>Matěj Mazáč</w:t>
+            </w:r>
+          </w:p>
+        </w:tc>
+        <w:tc>
+          <w:tcPr>
+            <w:tcW w:w="3021" w:type="dxa"/>
+          </w:tcPr>
+          <w:p>
+            <w:pPr>
+              <w:rPr>
+                <w:rFonts w:ascii="Calibri" w:eastAsia="Calibri" w:hAnsi="Calibri" w:cs="Calibri"/>
+              </w:rPr>
+            </w:pPr>
+            <w:r>
+              <w:rPr>
+                <w:rFonts w:ascii="Calibri" w:eastAsia="Calibri" w:hAnsi="Calibri" w:cs="Calibri"/>
+              </w:rPr>
+              <w:t>3D Modely</w:t>
+            </w:r>
+          </w:p>
+        </w:tc>
+        <w:tc>
+          <w:tcPr>
+            <w:tcW w:w="3021" w:type="dxa"/>
+          </w:tcPr>
+          <w:p>
+            <w:pPr>
+              <w:jc w:val="center"/>
+              <w:rPr>
+                <w:rFonts w:ascii="Calibri" w:eastAsia="Calibri" w:hAnsi="Calibri" w:cs="Calibri"/>
+              </w:rPr>
+            </w:pPr>
+            <w:r>
+              <w:rPr>
+                <w:rFonts w:ascii="Calibri" w:eastAsia="Calibri" w:hAnsi="Calibri" w:cs="Calibri"/>
+              </w:rPr>
+              <w:t>N</w:t>
+            </w:r>
+          </w:p>
+        </w:tc>
+      </w:tr>
+      <w:tr>
+        <w:tc>
+          <w:tcPr>
+            <w:tcW w:w="3020" w:type="dxa"/>
+          </w:tcPr>
+          <w:p>
+            <w:pPr>
+              <w:rPr>
+                <w:rFonts w:ascii="Calibri" w:eastAsia="Calibri" w:hAnsi="Calibri" w:cs="Calibri"/>
+              </w:rPr>
+            </w:pPr>
+            <w:r>
+              <w:rPr>
+                <w:rFonts w:ascii="Calibri" w:eastAsia="Calibri" w:hAnsi="Calibri" w:cs="Calibri"/>
+              </w:rPr>
+              <w:t xml:space="preserve">Patrik Bílek </w:t>
+            </w:r>
+          </w:p>
+        </w:tc>
+        <w:tc>
+          <w:tcPr>
+            <w:tcW w:w="3021" w:type="dxa"/>
+          </w:tcPr>
+          <w:p>
+            <w:pPr>
+              <w:rPr>
+                <w:rFonts w:ascii="Calibri" w:eastAsia="Calibri" w:hAnsi="Calibri" w:cs="Calibri"/>
+              </w:rPr>
+            </w:pPr>
+            <w:r>
+              <w:rPr>
+                <w:rFonts w:ascii="Calibri" w:eastAsia="Calibri" w:hAnsi="Calibri" w:cs="Calibri"/>
+              </w:rPr>
+              <w:t>UI/UX</w:t>
+            </w:r>
+          </w:p>
+        </w:tc>
+        <w:tc>
+          <w:tcPr>
+            <w:tcW w:w="3021" w:type="dxa"/>
+          </w:tcPr>
+          <w:p>
+            <w:pPr>
+              <w:jc w:val="center"/>
+              <w:rPr>
+                <w:rFonts w:ascii="Calibri" w:eastAsia="Calibri" w:hAnsi="Calibri" w:cs="Calibri"/>
+              </w:rPr>
+            </w:pPr>
+            <w:r>
+              <w:rPr>
+                <w:rFonts w:ascii="Calibri" w:eastAsia="Calibri" w:hAnsi="Calibri" w:cs="Calibri"/>
+              </w:rPr>
+              <w:t>N</w:t>
+            </w:r>
+          </w:p>
+        </w:tc>
+      </w:tr>
+      <w:tr>
+        <w:tc>
+          <w:tcPr>
+            <w:tcW w:w="3020" w:type="dxa"/>
+          </w:tcPr>
+          <w:p>
+            <w:pPr>
+              <w:rPr>
+                <w:rFonts w:ascii="Calibri" w:eastAsia="Calibri" w:hAnsi="Calibri" w:cs="Calibri"/>
+                <w:b/>
+              </w:rPr>
+            </w:pPr>
+            <w:r>
+              <w:rPr>
+                <w:rFonts w:ascii="Calibri" w:eastAsia="Calibri" w:hAnsi="Calibri" w:cs="Calibri"/>
+              </w:rPr>
+              <w:t>Anhelina Feshchuk</w:t>
+            </w:r>
+          </w:p>
+        </w:tc>
+        <w:tc>
+          <w:tcPr>
+            <w:tcW w:w="3021" w:type="dxa"/>
+          </w:tcPr>
+          <w:p>
+            <w:pPr>
+              <w:rPr>
+                <w:rFonts w:ascii="Calibri" w:eastAsia="Calibri" w:hAnsi="Calibri" w:cs="Calibri"/>
+              </w:rPr>
+            </w:pPr>
+            <w:r>
+              <w:rPr>
+                <w:rFonts w:ascii="Calibri" w:eastAsia="Calibri" w:hAnsi="Calibri" w:cs="Calibri"/>
+              </w:rPr>
+              <w:t>Testing</w:t>
+            </w:r>
+          </w:p>
+        </w:tc>
+        <w:tc>
+          <w:tcPr>
+            <w:tcW w:w="3021" w:type="dxa"/>
+          </w:tcPr>
+          <w:p>
+            <w:pPr>
+              <w:jc w:val="center"/>
+              <w:rPr>
+                <w:rFonts w:ascii="Calibri" w:eastAsia="Calibri" w:hAnsi="Calibri" w:cs="Calibri"/>
+              </w:rPr>
+            </w:pPr>
+            <w:r>
+              <w:rPr>
+                <w:rFonts w:ascii="Calibri" w:eastAsia="Calibri" w:hAnsi="Calibri" w:cs="Calibri"/>
+              </w:rPr>
+              <w:t>N</w:t>
+            </w:r>
+          </w:p>
+        </w:tc>
+      </w:tr>
+      <w:tr>
+        <w:tc>
+          <w:tcPr>
+            <w:tcW w:w="3020" w:type="dxa"/>
+          </w:tcPr>
+          <w:p>
+            <w:pPr>
+              <w:rPr>
+                <w:rFonts w:ascii="Calibri" w:eastAsia="Calibri" w:hAnsi="Calibri" w:cs="Calibri"/>
+              </w:rPr>
+            </w:pPr>
+            <w:r>
+              <w:rPr>
+                <w:rFonts w:ascii="Calibri" w:eastAsia="Calibri" w:hAnsi="Calibri" w:cs="Calibri"/>
+              </w:rPr>
+              <w:t>Dominik Potor</w:t>
+            </w:r>
+          </w:p>
+        </w:tc>
+        <w:tc>
+          <w:tcPr>
+            <w:tcW w:w="3021" w:type="dxa"/>
+          </w:tcPr>
+          <w:p>
+            <w:pPr>
+              <w:rPr>
+                <w:rFonts w:ascii="Calibri" w:eastAsia="Calibri" w:hAnsi="Calibri" w:cs="Calibri"/>
+              </w:rPr>
+            </w:pPr>
+            <w:r>
+              <w:rPr>
+                <w:rFonts w:ascii="Calibri" w:eastAsia="Calibri" w:hAnsi="Calibri" w:cs="Calibri"/>
+              </w:rPr>
+              <w:t>Sound</w:t>
+            </w:r>
+          </w:p>
+        </w:tc>
+        <w:tc>
+          <w:tcPr>
+            <w:tcW w:w="3021" w:type="dxa"/>
+          </w:tcPr>
+          <w:p>
+            <w:pPr>
+              <w:jc w:val="center"/>
+              <w:rPr>
+                <w:rFonts w:ascii="Calibri" w:eastAsia="Calibri" w:hAnsi="Calibri" w:cs="Calibri"/>
+              </w:rPr>
+            </w:pPr>
+            <w:r>
+              <w:rPr>
+                <w:rFonts w:ascii="Calibri" w:eastAsia="Calibri" w:hAnsi="Calibri" w:cs="Calibri"/>
+              </w:rPr>
+              <w:t>N</w:t>
+            </w:r>
+          </w:p>
+        </w:tc>
+      </w:tr>
+    </w:tbl>
+    <w:p>
+      <w:pPr>
+        <w:rPr>
+          <w:rFonts w:ascii="Calibri" w:eastAsia="Calibri" w:hAnsi="Calibri" w:cs="Calibri"/>
+        </w:rPr>
+      </w:pPr>
+    </w:p>
+    <w:p>
+      <w:pPr>
+        <w:rPr>
+          <w:rFonts w:ascii="Calibri" w:eastAsia="Calibri" w:hAnsi="Calibri" w:cs="Calibri"/>
+        </w:rPr>
+      </w:pPr>
+      <w:r>
+        <w:rPr>
+          <w:rFonts w:ascii="Calibri" w:eastAsia="Calibri" w:hAnsi="Calibri" w:cs="Calibri"/>
+          <w:b/>
+        </w:rPr>
+        <w:t xml:space="preserve">Progress Overview: </w:t>
+      </w:r>
+      <w:r>
+        <w:rPr>
+          <w:rFonts w:ascii="Calibri" w:eastAsia="Calibri" w:hAnsi="Calibri" w:cs="Calibri"/>
+        </w:rPr>
+        <w:t>Nic</w:t>
+      </w:r>
+    </w:p>
+    <w:p>
+      <w:pPr>
+        <w:rPr>
+          <w:rFonts w:ascii="Calibri" w:eastAsia="Calibri" w:hAnsi="Calibri" w:cs="Calibri"/>
+        </w:rPr>
+      </w:pPr>
+      <w:r>
+        <w:rPr>
+          <w:rFonts w:ascii="Calibri" w:eastAsia="Calibri" w:hAnsi="Calibri" w:cs="Calibri"/>
+          <w:b/>
+        </w:rPr>
+        <w:t xml:space="preserve">Použité nástroje: </w:t>
+      </w:r>
+      <w:r>
+        <w:rPr>
+          <w:rFonts w:ascii="Calibri" w:eastAsia="Calibri" w:hAnsi="Calibri" w:cs="Calibri"/>
+        </w:rPr>
+        <w:t>Žádné</w:t>
+      </w:r>
+    </w:p>
+    <w:p>
+      <w:pPr>
+        <w:rPr>
+          <w:rFonts w:ascii="Calibri" w:eastAsia="Calibri" w:hAnsi="Calibri" w:cs="Calibri"/>
+        </w:rPr>
+      </w:pPr>
+      <w:r>
+        <w:rPr>
+          <w:rFonts w:ascii="Calibri" w:eastAsia="Calibri" w:hAnsi="Calibri" w:cs="Calibri"/>
+          <w:b/>
+        </w:rPr>
+        <w:t xml:space="preserve">Media: </w:t>
+      </w:r>
+      <w:r>
+        <w:rPr>
+          <w:rFonts w:ascii="Calibri" w:eastAsia="Calibri" w:hAnsi="Calibri" w:cs="Calibri"/>
+        </w:rPr>
+        <w:t>Žádné</w:t>
+      </w:r>
+    </w:p>
+    <w:p>
+      <w:pPr>
+        <w:rPr>
+          <w:rFonts w:ascii="Calibri" w:eastAsia="Calibri" w:hAnsi="Calibri" w:cs="Calibri"/>
+          <w:b/>
+        </w:rPr>
+      </w:pPr>
+      <w:r>
+        <w:rPr>
+          <w:rFonts w:ascii="Calibri" w:eastAsia="Calibri" w:hAnsi="Calibri" w:cs="Calibri"/>
+          <w:b/>
+        </w:rPr>
+        <w:br w:type="page"/>
+      </w:r>
+    </w:p>
+    <w:p>
+      <w:pPr>
+        <w:rPr>
+          <w:rFonts w:ascii="Calibri" w:eastAsia="Calibri" w:hAnsi="Calibri" w:cs="Calibri"/>
+          <w:b/>
+        </w:rPr>
+      </w:pPr>
+      <w:r>
+        <w:rPr>
+          <w:rFonts w:ascii="Calibri" w:eastAsia="Calibri" w:hAnsi="Calibri" w:cs="Calibri"/>
+          <w:b/>
+        </w:rPr>
+        <w:lastRenderedPageBreak/>
+        <w:t xml:space="preserve">Datum: </w:t>
+      </w:r>
+      <w:r>
+        <w:rPr>
+          <w:rFonts w:ascii="Calibri" w:eastAsia="Calibri" w:hAnsi="Calibri" w:cs="Calibri"/>
+        </w:rPr>
+        <w:t>27.2.2026</w:t>
+      </w:r>
+    </w:p>
+    <w:p>
+      <w:pPr>
+        <w:rPr>
+          <w:rFonts w:ascii="Calibri" w:eastAsia="Calibri" w:hAnsi="Calibri" w:cs="Calibri"/>
+          <w:b/>
+        </w:rPr>
+      </w:pPr>
+      <w:r>
+        <w:rPr>
+          <w:rFonts w:ascii="Calibri" w:eastAsia="Calibri" w:hAnsi="Calibri" w:cs="Calibri"/>
+          <w:b/>
+        </w:rPr>
+        <w:t xml:space="preserve">Session: </w:t>
+      </w:r>
+      <w:r>
+        <w:rPr>
+          <w:rFonts w:ascii="Calibri" w:eastAsia="Calibri" w:hAnsi="Calibri" w:cs="Calibri"/>
+        </w:rPr>
+        <w:t>8.</w:t>
+      </w:r>
+    </w:p>
+    <w:p>
+      <w:pPr>
+        <w:rPr>
+          <w:rFonts w:ascii="Calibri" w:eastAsia="Calibri" w:hAnsi="Calibri" w:cs="Calibri"/>
+        </w:rPr>
+      </w:pPr>
+      <w:r>
+        <w:rPr>
+          <w:rFonts w:ascii="Calibri" w:eastAsia="Calibri" w:hAnsi="Calibri" w:cs="Calibri"/>
+          <w:b/>
+        </w:rPr>
+        <w:t xml:space="preserve">Název: </w:t>
+      </w:r>
+      <w:r>
+        <w:rPr>
+          <w:rFonts w:ascii="Calibri" w:eastAsia="Calibri" w:hAnsi="Calibri" w:cs="Calibri"/>
+        </w:rPr>
+        <w:t>14,29 Cigáni</w:t>
+      </w:r>
+    </w:p>
+    <w:p>
+      <w:pPr>
+        <w:rPr>
+          <w:rFonts w:ascii="Calibri" w:eastAsia="Calibri" w:hAnsi="Calibri" w:cs="Calibri"/>
+          <w:b/>
+        </w:rPr>
+      </w:pPr>
+      <w:r>
+        <w:rPr>
+          <w:rFonts w:ascii="Calibri" w:eastAsia="Calibri" w:hAnsi="Calibri" w:cs="Calibri"/>
+          <w:b/>
+        </w:rPr>
+        <w:t>Seznam Členů:</w:t>
+      </w:r>
+    </w:p>
+    <w:tbl>
+      <w:tblPr>
+        <w:tblW w:w="9062" w:type="dxa"/>
+        <w:tblBorders>
+          <w:top w:val="single" w:sz="4" w:space="0" w:color="000000"/>
+          <w:left w:val="single" w:sz="4" w:space="0" w:color="000000"/>
+          <w:bottom w:val="single" w:sz="4" w:space="0" w:color="000000"/>
+          <w:right w:val="single" w:sz="4" w:space="0" w:color="000000"/>
+          <w:insideH w:val="single" w:sz="4" w:space="0" w:color="000000"/>
+          <w:insideV w:val="single" w:sz="4" w:space="0" w:color="000000"/>
+        </w:tblBorders>
+        <w:tblLayout w:type="fixed"/>
+        <w:tblLook w:val="0400" w:firstRow="0" w:lastRow="0" w:firstColumn="0" w:lastColumn="0" w:noHBand="0" w:noVBand="1"/>
+      </w:tblPr>
+      <w:tblGrid>
+        <w:gridCol w:w="3020"/>
+        <w:gridCol w:w="3021"/>
+        <w:gridCol w:w="3021"/>
+      </w:tblGrid>
+      <w:tr>
+        <w:tc>
+          <w:tcPr>
+            <w:tcW w:w="3020" w:type="dxa"/>
+          </w:tcPr>
+          <w:p>
+            <w:pPr>
+              <w:jc w:val="center"/>
+              <w:rPr>
+                <w:rFonts w:ascii="Calibri" w:eastAsia="Calibri" w:hAnsi="Calibri" w:cs="Calibri"/>
+              </w:rPr>
+            </w:pPr>
+            <w:r>
+              <w:rPr>
+                <w:rFonts w:ascii="Calibri" w:eastAsia="Calibri" w:hAnsi="Calibri" w:cs="Calibri"/>
+              </w:rPr>
+              <w:t>Jméno</w:t>
+            </w:r>
+          </w:p>
+        </w:tc>
+        <w:tc>
+          <w:tcPr>
+            <w:tcW w:w="3021" w:type="dxa"/>
+          </w:tcPr>
+          <w:p>
+            <w:pPr>
+              <w:jc w:val="center"/>
+              <w:rPr>
+                <w:rFonts w:ascii="Calibri" w:eastAsia="Calibri" w:hAnsi="Calibri" w:cs="Calibri"/>
+                <w:lang w:val="cs-CZ"/>
+              </w:rPr>
+            </w:pPr>
+            <w:r>
+              <w:rPr>
+                <w:rFonts w:ascii="Calibri" w:eastAsia="Calibri" w:hAnsi="Calibri" w:cs="Calibri"/>
+              </w:rPr>
+              <w:t>Role</w:t>
+            </w:r>
+          </w:p>
+        </w:tc>
+        <w:tc>
+          <w:tcPr>
+            <w:tcW w:w="3021" w:type="dxa"/>
+          </w:tcPr>
+          <w:p>
+            <w:pPr>
+              <w:jc w:val="center"/>
+              <w:rPr>
+                <w:rFonts w:ascii="Calibri" w:eastAsia="Calibri" w:hAnsi="Calibri" w:cs="Calibri"/>
+              </w:rPr>
+            </w:pPr>
+            <w:r>
+              <w:rPr>
+                <w:rFonts w:ascii="Calibri" w:eastAsia="Calibri" w:hAnsi="Calibri" w:cs="Calibri"/>
+              </w:rPr>
+              <w:t>Známka</w:t>
+            </w:r>
+          </w:p>
+        </w:tc>
+      </w:tr>
+      <w:tr>
+        <w:tc>
+          <w:tcPr>
+            <w:tcW w:w="3020" w:type="dxa"/>
+          </w:tcPr>
+          <w:p>
+            <w:pPr>
+              <w:rPr>
+                <w:rFonts w:ascii="Calibri" w:eastAsia="Calibri" w:hAnsi="Calibri" w:cs="Calibri"/>
+              </w:rPr>
+            </w:pPr>
+            <w:r>
+              <w:rPr>
+                <w:rFonts w:ascii="Calibri" w:eastAsia="Calibri" w:hAnsi="Calibri" w:cs="Calibri"/>
+              </w:rPr>
+              <w:t>Josef Strachoň</w:t>
+            </w:r>
+          </w:p>
+        </w:tc>
+        <w:tc>
+          <w:tcPr>
+            <w:tcW w:w="3021" w:type="dxa"/>
+          </w:tcPr>
+          <w:p>
+            <w:pPr>
+              <w:rPr>
+                <w:rFonts w:ascii="Calibri" w:eastAsia="Calibri" w:hAnsi="Calibri" w:cs="Calibri"/>
+              </w:rPr>
+            </w:pPr>
+            <w:r>
+              <w:rPr>
+                <w:rFonts w:ascii="Calibri" w:eastAsia="Calibri" w:hAnsi="Calibri" w:cs="Calibri"/>
+              </w:rPr>
+              <w:t>Team Leader</w:t>
+            </w:r>
+          </w:p>
+        </w:tc>
+        <w:tc>
+          <w:tcPr>
+            <w:tcW w:w="3021" w:type="dxa"/>
+          </w:tcPr>
+          <w:p>
+            <w:pPr>
+              <w:jc w:val="center"/>
+              <w:rPr>
+                <w:rFonts w:ascii="Calibri" w:eastAsia="Calibri" w:hAnsi="Calibri" w:cs="Calibri"/>
+              </w:rPr>
+            </w:pPr>
+            <w:r>
+              <w:rPr>
+                <w:rFonts w:ascii="Calibri" w:eastAsia="Calibri" w:hAnsi="Calibri" w:cs="Calibri"/>
+              </w:rPr>
+              <w:t>N</w:t>
+            </w:r>
+          </w:p>
+        </w:tc>
+      </w:tr>
+      <w:tr>
+        <w:tc>
+          <w:tcPr>
+            <w:tcW w:w="3020" w:type="dxa"/>
+          </w:tcPr>
+          <w:p>
+            <w:pPr>
+              <w:rPr>
+                <w:rFonts w:ascii="Calibri" w:eastAsia="Calibri" w:hAnsi="Calibri" w:cs="Calibri"/>
+              </w:rPr>
+            </w:pPr>
+            <w:r>
+              <w:rPr>
+                <w:rFonts w:ascii="Calibri" w:eastAsia="Calibri" w:hAnsi="Calibri" w:cs="Calibri"/>
+              </w:rPr>
+              <w:t>Vilém Malý</w:t>
+            </w:r>
+          </w:p>
+        </w:tc>
+        <w:tc>
+          <w:tcPr>
+            <w:tcW w:w="3021" w:type="dxa"/>
+          </w:tcPr>
+          <w:p>
+            <w:pPr>
+              <w:rPr>
+                <w:rFonts w:ascii="Calibri" w:eastAsia="Calibri" w:hAnsi="Calibri" w:cs="Calibri"/>
+              </w:rPr>
+            </w:pPr>
+            <w:r>
+              <w:rPr>
+                <w:rFonts w:ascii="Calibri" w:eastAsia="Calibri" w:hAnsi="Calibri" w:cs="Calibri"/>
+              </w:rPr>
+              <w:t>Unity Master</w:t>
+            </w:r>
+          </w:p>
+        </w:tc>
+        <w:tc>
+          <w:tcPr>
+            <w:tcW w:w="3021" w:type="dxa"/>
+          </w:tcPr>
+          <w:p>
+            <w:pPr>
+              <w:jc w:val="center"/>
+              <w:rPr>
+                <w:rFonts w:ascii="Calibri" w:eastAsia="Calibri" w:hAnsi="Calibri" w:cs="Calibri"/>
+              </w:rPr>
+            </w:pPr>
+            <w:r>
+              <w:rPr>
+                <w:rFonts w:ascii="Calibri" w:eastAsia="Calibri" w:hAnsi="Calibri" w:cs="Calibri"/>
+              </w:rPr>
+              <w:t>N</w:t>
+            </w:r>
+          </w:p>
+        </w:tc>
+      </w:tr>
+      <w:tr>
+        <w:tc>
+          <w:tcPr>
+            <w:tcW w:w="3020" w:type="dxa"/>
+          </w:tcPr>
+          <w:p>
+            <w:pPr>
+              <w:rPr>
+                <w:rFonts w:ascii="Calibri" w:eastAsia="Calibri" w:hAnsi="Calibri" w:cs="Calibri"/>
+              </w:rPr>
+            </w:pPr>
+            <w:r>
+              <w:rPr>
+                <w:rFonts w:ascii="Calibri" w:eastAsia="Calibri" w:hAnsi="Calibri" w:cs="Calibri"/>
+              </w:rPr>
+              <w:t>Jakub Martykán</w:t>
+            </w:r>
+          </w:p>
+        </w:tc>
+        <w:tc>
+          <w:tcPr>
+            <w:tcW w:w="3021" w:type="dxa"/>
+          </w:tcPr>
+          <w:p>
+            <w:pPr>
+              <w:rPr>
+                <w:rFonts w:ascii="Calibri" w:eastAsia="Calibri" w:hAnsi="Calibri" w:cs="Calibri"/>
+              </w:rPr>
+            </w:pPr>
+            <w:r>
+              <w:rPr>
+                <w:rFonts w:ascii="Calibri" w:eastAsia="Calibri" w:hAnsi="Calibri" w:cs="Calibri"/>
+              </w:rPr>
+              <w:t>Scripting</w:t>
+            </w:r>
+          </w:p>
+        </w:tc>
+        <w:tc>
+          <w:tcPr>
+            <w:tcW w:w="3021" w:type="dxa"/>
+          </w:tcPr>
+          <w:p>
+            <w:pPr>
+              <w:jc w:val="center"/>
+              <w:rPr>
+                <w:rFonts w:ascii="Calibri" w:eastAsia="Calibri" w:hAnsi="Calibri" w:cs="Calibri"/>
+              </w:rPr>
+            </w:pPr>
+            <w:r>
+              <w:rPr>
+                <w:rFonts w:ascii="Calibri" w:eastAsia="Calibri" w:hAnsi="Calibri" w:cs="Calibri"/>
+              </w:rPr>
+              <w:t>N</w:t>
+            </w:r>
+          </w:p>
+        </w:tc>
+      </w:tr>
+      <w:tr>
+        <w:tc>
+          <w:tcPr>
+            <w:tcW w:w="3020" w:type="dxa"/>
+          </w:tcPr>
+          <w:p>
+            <w:pPr>
+              <w:rPr>
+                <w:rFonts w:ascii="Calibri" w:eastAsia="Calibri" w:hAnsi="Calibri" w:cs="Calibri"/>
+              </w:rPr>
+            </w:pPr>
+            <w:r>
+              <w:rPr>
+                <w:rFonts w:ascii="Calibri" w:eastAsia="Calibri" w:hAnsi="Calibri" w:cs="Calibri"/>
+              </w:rPr>
+              <w:t>Matěj Mazáč</w:t>
+            </w:r>
+          </w:p>
+        </w:tc>
+        <w:tc>
+          <w:tcPr>
+            <w:tcW w:w="3021" w:type="dxa"/>
+          </w:tcPr>
+          <w:p>
+            <w:pPr>
+              <w:rPr>
+                <w:rFonts w:ascii="Calibri" w:eastAsia="Calibri" w:hAnsi="Calibri" w:cs="Calibri"/>
+              </w:rPr>
+            </w:pPr>
+            <w:r>
+              <w:rPr>
+                <w:rFonts w:ascii="Calibri" w:eastAsia="Calibri" w:hAnsi="Calibri" w:cs="Calibri"/>
+              </w:rPr>
+              <w:t>3D Modely</w:t>
+            </w:r>
+          </w:p>
+        </w:tc>
+        <w:tc>
+          <w:tcPr>
+            <w:tcW w:w="3021" w:type="dxa"/>
+          </w:tcPr>
+          <w:p>
+            <w:pPr>
+              <w:jc w:val="center"/>
+              <w:rPr>
+                <w:rFonts w:ascii="Calibri" w:eastAsia="Calibri" w:hAnsi="Calibri" w:cs="Calibri"/>
+              </w:rPr>
+            </w:pPr>
+            <w:r>
+              <w:rPr>
+                <w:rFonts w:ascii="Calibri" w:eastAsia="Calibri" w:hAnsi="Calibri" w:cs="Calibri"/>
+              </w:rPr>
+              <w:t>N</w:t>
+            </w:r>
+          </w:p>
+        </w:tc>
+      </w:tr>
+      <w:tr>
+        <w:tc>
+          <w:tcPr>
+            <w:tcW w:w="3020" w:type="dxa"/>
+          </w:tcPr>
+          <w:p>
+            <w:pPr>
+              <w:rPr>
+                <w:rFonts w:ascii="Calibri" w:eastAsia="Calibri" w:hAnsi="Calibri" w:cs="Calibri"/>
+              </w:rPr>
+            </w:pPr>
+            <w:r>
+              <w:rPr>
+                <w:rFonts w:ascii="Calibri" w:eastAsia="Calibri" w:hAnsi="Calibri" w:cs="Calibri"/>
+              </w:rPr>
+              <w:t xml:space="preserve">Patrik Bílek </w:t>
+            </w:r>
+          </w:p>
+        </w:tc>
+        <w:tc>
+          <w:tcPr>
+            <w:tcW w:w="3021" w:type="dxa"/>
+          </w:tcPr>
+          <w:p>
+            <w:pPr>
+              <w:rPr>
+                <w:rFonts w:ascii="Calibri" w:eastAsia="Calibri" w:hAnsi="Calibri" w:cs="Calibri"/>
+              </w:rPr>
+            </w:pPr>
+            <w:r>
+              <w:rPr>
+                <w:rFonts w:ascii="Calibri" w:eastAsia="Calibri" w:hAnsi="Calibri" w:cs="Calibri"/>
+              </w:rPr>
+              <w:t>UI/UX</w:t>
+            </w:r>
+          </w:p>
+        </w:tc>
+        <w:tc>
+          <w:tcPr>
+            <w:tcW w:w="3021" w:type="dxa"/>
+          </w:tcPr>
+          <w:p>
+            <w:pPr>
+              <w:jc w:val="center"/>
+              <w:rPr>
+                <w:rFonts w:ascii="Calibri" w:eastAsia="Calibri" w:hAnsi="Calibri" w:cs="Calibri"/>
+              </w:rPr>
+            </w:pPr>
+            <w:r>
+              <w:rPr>
+                <w:rFonts w:ascii="Calibri" w:eastAsia="Calibri" w:hAnsi="Calibri" w:cs="Calibri"/>
+              </w:rPr>
+              <w:t>N</w:t>
+            </w:r>
+          </w:p>
+        </w:tc>
+      </w:tr>
+      <w:tr>
+        <w:tc>
+          <w:tcPr>
+            <w:tcW w:w="3020" w:type="dxa"/>
+          </w:tcPr>
+          <w:p>
+            <w:pPr>
+              <w:rPr>
+                <w:rFonts w:ascii="Calibri" w:eastAsia="Calibri" w:hAnsi="Calibri" w:cs="Calibri"/>
+                <w:b/>
+              </w:rPr>
+            </w:pPr>
+            <w:r>
+              <w:rPr>
+                <w:rFonts w:ascii="Calibri" w:eastAsia="Calibri" w:hAnsi="Calibri" w:cs="Calibri"/>
+              </w:rPr>
+              <w:t>Anhelina Feshchuk</w:t>
+            </w:r>
+          </w:p>
+        </w:tc>
+        <w:tc>
+          <w:tcPr>
+            <w:tcW w:w="3021" w:type="dxa"/>
+          </w:tcPr>
+          <w:p>
+            <w:pPr>
+              <w:rPr>
+                <w:rFonts w:ascii="Calibri" w:eastAsia="Calibri" w:hAnsi="Calibri" w:cs="Calibri"/>
+              </w:rPr>
+            </w:pPr>
+            <w:r>
+              <w:rPr>
+                <w:rFonts w:ascii="Calibri" w:eastAsia="Calibri" w:hAnsi="Calibri" w:cs="Calibri"/>
+              </w:rPr>
+              <w:t>Testing</w:t>
+            </w:r>
+          </w:p>
+        </w:tc>
+        <w:tc>
+          <w:tcPr>
+            <w:tcW w:w="3021" w:type="dxa"/>
+          </w:tcPr>
+          <w:p>
+            <w:pPr>
+              <w:jc w:val="center"/>
+              <w:rPr>
+                <w:rFonts w:ascii="Calibri" w:eastAsia="Calibri" w:hAnsi="Calibri" w:cs="Calibri"/>
+              </w:rPr>
+            </w:pPr>
+            <w:r>
+              <w:rPr>
+                <w:rFonts w:ascii="Calibri" w:eastAsia="Calibri" w:hAnsi="Calibri" w:cs="Calibri"/>
+              </w:rPr>
+              <w:t>N</w:t>
+            </w:r>
+          </w:p>
+        </w:tc>
+      </w:tr>
+      <w:tr>
+        <w:tc>
+          <w:tcPr>
+            <w:tcW w:w="3020" w:type="dxa"/>
+          </w:tcPr>
+          <w:p>
+            <w:pPr>
+              <w:rPr>
+                <w:rFonts w:ascii="Calibri" w:eastAsia="Calibri" w:hAnsi="Calibri" w:cs="Calibri"/>
+              </w:rPr>
+            </w:pPr>
+            <w:r>
+              <w:rPr>
+                <w:rFonts w:ascii="Calibri" w:eastAsia="Calibri" w:hAnsi="Calibri" w:cs="Calibri"/>
+              </w:rPr>
+              <w:t>Dominik Potor</w:t>
+            </w:r>
+          </w:p>
+        </w:tc>
+        <w:tc>
+          <w:tcPr>
+            <w:tcW w:w="3021" w:type="dxa"/>
+          </w:tcPr>
+          <w:p>
+            <w:pPr>
+              <w:rPr>
+                <w:rFonts w:ascii="Calibri" w:eastAsia="Calibri" w:hAnsi="Calibri" w:cs="Calibri"/>
+              </w:rPr>
+            </w:pPr>
+            <w:r>
+              <w:rPr>
+                <w:rFonts w:ascii="Calibri" w:eastAsia="Calibri" w:hAnsi="Calibri" w:cs="Calibri"/>
+              </w:rPr>
+              <w:t>Sound</w:t>
+            </w:r>
+          </w:p>
+        </w:tc>
+        <w:tc>
+          <w:tcPr>
+            <w:tcW w:w="3021" w:type="dxa"/>
+          </w:tcPr>
+          <w:p>
+            <w:pPr>
+              <w:jc w:val="center"/>
+              <w:rPr>
+                <w:rFonts w:ascii="Calibri" w:eastAsia="Calibri" w:hAnsi="Calibri" w:cs="Calibri"/>
+              </w:rPr>
+            </w:pPr>
+            <w:r>
+              <w:rPr>
+                <w:rFonts w:ascii="Calibri" w:eastAsia="Calibri" w:hAnsi="Calibri" w:cs="Calibri"/>
+              </w:rPr>
+              <w:t>N</w:t>
+            </w:r>
+          </w:p>
+        </w:tc>
+      </w:tr>
+    </w:tbl>
+    <w:p>
+      <w:pPr>
+        <w:rPr>
+          <w:rFonts w:ascii="Calibri" w:eastAsia="Calibri" w:hAnsi="Calibri" w:cs="Calibri"/>
+        </w:rPr>
+      </w:pPr>
+    </w:p>
+    <w:p>
+      <w:pPr>
+        <w:rPr>
+          <w:rFonts w:ascii="Calibri" w:eastAsia="Calibri" w:hAnsi="Calibri" w:cs="Calibri"/>
+        </w:rPr>
+      </w:pPr>
+      <w:r>
+        <w:rPr>
+          <w:rFonts w:ascii="Calibri" w:eastAsia="Calibri" w:hAnsi="Calibri" w:cs="Calibri"/>
+          <w:b/>
+        </w:rPr>
+        <w:t xml:space="preserve">Progress Overview: </w:t>
+      </w:r>
+      <w:r>
+        <w:rPr>
+          <w:rFonts w:ascii="Calibri" w:eastAsia="Calibri" w:hAnsi="Calibri" w:cs="Calibri"/>
+        </w:rPr>
+        <w:t>Nic</w:t>
+      </w:r>
+    </w:p>
+    <w:p>
+      <w:pPr>
+        <w:rPr>
+          <w:rFonts w:ascii="Calibri" w:eastAsia="Calibri" w:hAnsi="Calibri" w:cs="Calibri"/>
+        </w:rPr>
+      </w:pPr>
+      <w:r>
+        <w:rPr>
+          <w:rFonts w:ascii="Calibri" w:eastAsia="Calibri" w:hAnsi="Calibri" w:cs="Calibri"/>
+          <w:b/>
+        </w:rPr>
+        <w:t xml:space="preserve">Použité nástroje: </w:t>
+      </w:r>
+      <w:r>
+        <w:rPr>
+          <w:rFonts w:ascii="Calibri" w:eastAsia="Calibri" w:hAnsi="Calibri" w:cs="Calibri"/>
+        </w:rPr>
+        <w:t>Žádné</w:t>
+      </w:r>
+    </w:p>
+    <w:p>
+      <w:pPr>
+        <w:rPr>
+          <w:rFonts w:ascii="Calibri" w:eastAsia="Calibri" w:hAnsi="Calibri" w:cs="Calibri"/>
+        </w:rPr>
+      </w:pPr>
+      <w:r>
+        <w:rPr>
+          <w:rFonts w:ascii="Calibri" w:eastAsia="Calibri" w:hAnsi="Calibri" w:cs="Calibri"/>
+          <w:b/>
+        </w:rPr>
+        <w:t xml:space="preserve">Media: </w:t>
+      </w:r>
+      <w:r>
+        <w:rPr>
+          <w:rFonts w:ascii="Calibri" w:eastAsia="Calibri" w:hAnsi="Calibri" w:cs="Calibri"/>
+        </w:rPr>
+        <w:t>Žádné</w:t>
+      </w:r>
+    </w:p>
+    <w:p>
+      <w:pPr>
+        <w:rPr>
+          <w:rFonts w:ascii="Calibri" w:eastAsia="Calibri" w:hAnsi="Calibri" w:cs="Calibri"/>
+          <w:b/>
+        </w:rPr>
+      </w:pPr>
+      <w:r>
+        <w:rPr>
+          <w:rFonts w:ascii="Calibri" w:eastAsia="Calibri" w:hAnsi="Calibri" w:cs="Calibri"/>
+          <w:b/>
+        </w:rPr>
+        <w:br w:type="page"/>
+      </w:r>
+    </w:p>
+    <w:p>
+      <w:pPr>
+        <w:rPr>
+          <w:rFonts w:ascii="Calibri" w:eastAsia="Calibri" w:hAnsi="Calibri" w:cs="Calibri"/>
+          <w:b/>
+        </w:rPr>
+      </w:pPr>
+      <w:r>
+        <w:rPr>
+          <w:rFonts w:ascii="Calibri" w:eastAsia="Calibri" w:hAnsi="Calibri" w:cs="Calibri"/>
+          <w:b/>
+        </w:rPr>
+        <w:lastRenderedPageBreak/>
+        <w:t xml:space="preserve">Datum: </w:t>
+      </w:r>
+      <w:r>
+        <w:rPr>
+          <w:rFonts w:ascii="Calibri" w:eastAsia="Calibri" w:hAnsi="Calibri" w:cs="Calibri"/>
+        </w:rPr>
+        <w:t>13.2.2026</w:t>
+      </w:r>
+    </w:p>
+    <w:p>
+      <w:pPr>
+        <w:rPr>
+          <w:rFonts w:ascii="Calibri" w:eastAsia="Calibri" w:hAnsi="Calibri" w:cs="Calibri"/>
+          <w:b/>
+        </w:rPr>
+      </w:pPr>
+      <w:r>
+        <w:rPr>
+          <w:rFonts w:ascii="Calibri" w:eastAsia="Calibri" w:hAnsi="Calibri" w:cs="Calibri"/>
+          <w:b/>
+        </w:rPr>
+        <w:t xml:space="preserve">Session: </w:t>
+      </w:r>
+      <w:r>
+        <w:rPr>
+          <w:rFonts w:ascii="Calibri" w:eastAsia="Calibri" w:hAnsi="Calibri" w:cs="Calibri"/>
+        </w:rPr>
+        <w:t>7.</w:t>
+      </w:r>
+    </w:p>
+    <w:p>
+      <w:pPr>
+        <w:rPr>
+          <w:rFonts w:ascii="Calibri" w:eastAsia="Calibri" w:hAnsi="Calibri" w:cs="Calibri"/>
+        </w:rPr>
+      </w:pPr>
+      <w:r>
+        <w:rPr>
+          <w:rFonts w:ascii="Calibri" w:eastAsia="Calibri" w:hAnsi="Calibri" w:cs="Calibri"/>
+          <w:b/>
+        </w:rPr>
+        <w:t xml:space="preserve">Název: </w:t>
+      </w:r>
+      <w:r>
+        <w:rPr>
+          <w:rFonts w:ascii="Calibri" w:eastAsia="Calibri" w:hAnsi="Calibri" w:cs="Calibri"/>
+        </w:rPr>
+        <w:t>14,29 Cigáni</w:t>
+      </w:r>
+    </w:p>
+    <w:p>
+      <w:pPr>
+        <w:rPr>
+          <w:rFonts w:ascii="Calibri" w:eastAsia="Calibri" w:hAnsi="Calibri" w:cs="Calibri"/>
+          <w:b/>
+        </w:rPr>
+      </w:pPr>
+      <w:r>
+        <w:rPr>
+          <w:rFonts w:ascii="Calibri" w:eastAsia="Calibri" w:hAnsi="Calibri" w:cs="Calibri"/>
+          <w:b/>
+        </w:rPr>
+        <w:t>Seznam Členů:</w:t>
+      </w:r>
+    </w:p>
+    <w:tbl>
+      <w:tblPr>
+        <w:tblW w:w="9062" w:type="dxa"/>
+        <w:tblBorders>
+          <w:top w:val="single" w:sz="4" w:space="0" w:color="000000"/>
+          <w:left w:val="single" w:sz="4" w:space="0" w:color="000000"/>
+          <w:bottom w:val="single" w:sz="4" w:space="0" w:color="000000"/>
+          <w:right w:val="single" w:sz="4" w:space="0" w:color="000000"/>
+          <w:insideH w:val="single" w:sz="4" w:space="0" w:color="000000"/>
+          <w:insideV w:val="single" w:sz="4" w:space="0" w:color="000000"/>
+        </w:tblBorders>
+        <w:tblLayout w:type="fixed"/>
+        <w:tblLook w:val="0400" w:firstRow="0" w:lastRow="0" w:firstColumn="0" w:lastColumn="0" w:noHBand="0" w:noVBand="1"/>
+      </w:tblPr>
+      <w:tblGrid>
+        <w:gridCol w:w="3020"/>
+        <w:gridCol w:w="3021"/>
+        <w:gridCol w:w="3021"/>
+      </w:tblGrid>
+      <w:tr>
+        <w:tc>
+          <w:tcPr>
+            <w:tcW w:w="3020" w:type="dxa"/>
+          </w:tcPr>
+          <w:p>
+            <w:pPr>
+              <w:jc w:val="center"/>
+              <w:rPr>
+                <w:rFonts w:ascii="Calibri" w:eastAsia="Calibri" w:hAnsi="Calibri" w:cs="Calibri"/>
+              </w:rPr>
+            </w:pPr>
+            <w:r>
+              <w:rPr>
+                <w:rFonts w:ascii="Calibri" w:eastAsia="Calibri" w:hAnsi="Calibri" w:cs="Calibri"/>
+              </w:rPr>
+              <w:t>Jméno</w:t>
+            </w:r>
+          </w:p>
+        </w:tc>
+        <w:tc>
+          <w:tcPr>
+            <w:tcW w:w="3021" w:type="dxa"/>
+          </w:tcPr>
+          <w:p>
+            <w:pPr>
+              <w:jc w:val="center"/>
+              <w:rPr>
+                <w:rFonts w:ascii="Calibri" w:eastAsia="Calibri" w:hAnsi="Calibri" w:cs="Calibri"/>
+                <w:lang w:val="cs-CZ"/>
+              </w:rPr>
+            </w:pPr>
+            <w:r>
+              <w:rPr>
+                <w:rFonts w:ascii="Calibri" w:eastAsia="Calibri" w:hAnsi="Calibri" w:cs="Calibri"/>
+              </w:rPr>
+              <w:t>Role</w:t>
+            </w:r>
+          </w:p>
+        </w:tc>
+        <w:tc>
+          <w:tcPr>
+            <w:tcW w:w="3021" w:type="dxa"/>
+          </w:tcPr>
+          <w:p>
+            <w:pPr>
+              <w:jc w:val="center"/>
+              <w:rPr>
+                <w:rFonts w:ascii="Calibri" w:eastAsia="Calibri" w:hAnsi="Calibri" w:cs="Calibri"/>
+              </w:rPr>
+            </w:pPr>
+            <w:r>
+              <w:rPr>
+                <w:rFonts w:ascii="Calibri" w:eastAsia="Calibri" w:hAnsi="Calibri" w:cs="Calibri"/>
+              </w:rPr>
+              <w:t>Známka</w:t>
+            </w:r>
+          </w:p>
+        </w:tc>
+      </w:tr>
+      <w:tr>
+        <w:tc>
+          <w:tcPr>
+            <w:tcW w:w="3020" w:type="dxa"/>
+          </w:tcPr>
+          <w:p>
+            <w:pPr>
+              <w:rPr>
+                <w:rFonts w:ascii="Calibri" w:eastAsia="Calibri" w:hAnsi="Calibri" w:cs="Calibri"/>
+              </w:rPr>
+            </w:pPr>
+            <w:r>
+              <w:rPr>
+                <w:rFonts w:ascii="Calibri" w:eastAsia="Calibri" w:hAnsi="Calibri" w:cs="Calibri"/>
+              </w:rPr>
+              <w:t>Josef Strachoň</w:t>
+            </w:r>
+          </w:p>
+        </w:tc>
+        <w:tc>
+          <w:tcPr>
+            <w:tcW w:w="3021" w:type="dxa"/>
+          </w:tcPr>
+          <w:p>
+            <w:pPr>
+              <w:rPr>
+                <w:rFonts w:ascii="Calibri" w:eastAsia="Calibri" w:hAnsi="Calibri" w:cs="Calibri"/>
+              </w:rPr>
+            </w:pPr>
+            <w:r>
+              <w:rPr>
+                <w:rFonts w:ascii="Calibri" w:eastAsia="Calibri" w:hAnsi="Calibri" w:cs="Calibri"/>
+              </w:rPr>
+              <w:t>Team Leader</w:t>
+            </w:r>
+          </w:p>
+        </w:tc>
+        <w:tc>
+          <w:tcPr>
+            <w:tcW w:w="3021" w:type="dxa"/>
+          </w:tcPr>
+          <w:p>
+            <w:pPr>
+              <w:jc w:val="center"/>
+              <w:rPr>
+                <w:rFonts w:ascii="Calibri" w:eastAsia="Calibri" w:hAnsi="Calibri" w:cs="Calibri"/>
+              </w:rPr>
+            </w:pPr>
+            <w:r>
+              <w:rPr>
+                <w:rFonts w:ascii="Calibri" w:eastAsia="Calibri" w:hAnsi="Calibri" w:cs="Calibri"/>
+              </w:rPr>
+              <w:t>N</w:t>
+            </w:r>
+          </w:p>
+        </w:tc>
+      </w:tr>
+      <w:tr>
+        <w:tc>
+          <w:tcPr>
+            <w:tcW w:w="3020" w:type="dxa"/>
+          </w:tcPr>
+          <w:p>
+            <w:pPr>
+              <w:rPr>
+                <w:rFonts w:ascii="Calibri" w:eastAsia="Calibri" w:hAnsi="Calibri" w:cs="Calibri"/>
+              </w:rPr>
+            </w:pPr>
+            <w:r>
+              <w:rPr>
+                <w:rFonts w:ascii="Calibri" w:eastAsia="Calibri" w:hAnsi="Calibri" w:cs="Calibri"/>
+              </w:rPr>
+              <w:t>Vilém Malý</w:t>
+            </w:r>
+          </w:p>
+        </w:tc>
+        <w:tc>
+          <w:tcPr>
+            <w:tcW w:w="3021" w:type="dxa"/>
+          </w:tcPr>
+          <w:p>
+            <w:pPr>
+              <w:rPr>
+                <w:rFonts w:ascii="Calibri" w:eastAsia="Calibri" w:hAnsi="Calibri" w:cs="Calibri"/>
+              </w:rPr>
+            </w:pPr>
+            <w:r>
+              <w:rPr>
+                <w:rFonts w:ascii="Calibri" w:eastAsia="Calibri" w:hAnsi="Calibri" w:cs="Calibri"/>
+              </w:rPr>
+              <w:t>Unity Master</w:t>
+            </w:r>
+          </w:p>
+        </w:tc>
+        <w:tc>
+          <w:tcPr>
+            <w:tcW w:w="3021" w:type="dxa"/>
+          </w:tcPr>
+          <w:p>
+            <w:pPr>
+              <w:jc w:val="center"/>
+              <w:rPr>
+                <w:rFonts w:ascii="Calibri" w:eastAsia="Calibri" w:hAnsi="Calibri" w:cs="Calibri"/>
+              </w:rPr>
+            </w:pPr>
+            <w:r>
+              <w:rPr>
+                <w:rFonts w:ascii="Calibri" w:eastAsia="Calibri" w:hAnsi="Calibri" w:cs="Calibri"/>
+              </w:rPr>
+              <w:t>N</w:t>
+            </w:r>
+          </w:p>
+        </w:tc>
+      </w:tr>
+      <w:tr>
+        <w:tc>
+          <w:tcPr>
+            <w:tcW w:w="3020" w:type="dxa"/>
+          </w:tcPr>
+          <w:p>
+            <w:pPr>
+              <w:rPr>
+                <w:rFonts w:ascii="Calibri" w:eastAsia="Calibri" w:hAnsi="Calibri" w:cs="Calibri"/>
+              </w:rPr>
+            </w:pPr>
+            <w:r>
+              <w:rPr>
+                <w:rFonts w:ascii="Calibri" w:eastAsia="Calibri" w:hAnsi="Calibri" w:cs="Calibri"/>
+              </w:rPr>
+              <w:t>Jakub Martykán</w:t>
+            </w:r>
+          </w:p>
+        </w:tc>
+        <w:tc>
+          <w:tcPr>
+            <w:tcW w:w="3021" w:type="dxa"/>
+          </w:tcPr>
+          <w:p>
+            <w:pPr>
+              <w:rPr>
+                <w:rFonts w:ascii="Calibri" w:eastAsia="Calibri" w:hAnsi="Calibri" w:cs="Calibri"/>
+              </w:rPr>
+            </w:pPr>
+            <w:r>
+              <w:rPr>
+                <w:rFonts w:ascii="Calibri" w:eastAsia="Calibri" w:hAnsi="Calibri" w:cs="Calibri"/>
+              </w:rPr>
+              <w:t>Scripting</w:t>
+            </w:r>
+          </w:p>
+        </w:tc>
+        <w:tc>
+          <w:tcPr>
+            <w:tcW w:w="3021" w:type="dxa"/>
+          </w:tcPr>
+          <w:p>
+            <w:pPr>
+              <w:jc w:val="center"/>
+              <w:rPr>
+                <w:rFonts w:ascii="Calibri" w:eastAsia="Calibri" w:hAnsi="Calibri" w:cs="Calibri"/>
+              </w:rPr>
+            </w:pPr>
+            <w:r>
+              <w:rPr>
+                <w:rFonts w:ascii="Calibri" w:eastAsia="Calibri" w:hAnsi="Calibri" w:cs="Calibri"/>
+              </w:rPr>
+              <w:t>N</w:t>
+            </w:r>
+          </w:p>
+        </w:tc>
+      </w:tr>
+      <w:tr>
+        <w:tc>
+          <w:tcPr>
+            <w:tcW w:w="3020" w:type="dxa"/>
+          </w:tcPr>
+          <w:p>
+            <w:pPr>
+              <w:rPr>
+                <w:rFonts w:ascii="Calibri" w:eastAsia="Calibri" w:hAnsi="Calibri" w:cs="Calibri"/>
+              </w:rPr>
+            </w:pPr>
+            <w:r>
+              <w:rPr>
+                <w:rFonts w:ascii="Calibri" w:eastAsia="Calibri" w:hAnsi="Calibri" w:cs="Calibri"/>
+              </w:rPr>
+              <w:t>Matěj Mazáč</w:t>
+            </w:r>
+          </w:p>
+        </w:tc>
+        <w:tc>
+          <w:tcPr>
+            <w:tcW w:w="3021" w:type="dxa"/>
+          </w:tcPr>
+          <w:p>
+            <w:pPr>
+              <w:rPr>
+                <w:rFonts w:ascii="Calibri" w:eastAsia="Calibri" w:hAnsi="Calibri" w:cs="Calibri"/>
+              </w:rPr>
+            </w:pPr>
+            <w:r>
+              <w:rPr>
+                <w:rFonts w:ascii="Calibri" w:eastAsia="Calibri" w:hAnsi="Calibri" w:cs="Calibri"/>
+              </w:rPr>
+              <w:t>3D Modely</w:t>
+            </w:r>
+          </w:p>
+        </w:tc>
+        <w:tc>
+          <w:tcPr>
+            <w:tcW w:w="3021" w:type="dxa"/>
+          </w:tcPr>
+          <w:p>
+            <w:pPr>
+              <w:jc w:val="center"/>
+              <w:rPr>
+                <w:rFonts w:ascii="Calibri" w:eastAsia="Calibri" w:hAnsi="Calibri" w:cs="Calibri"/>
+              </w:rPr>
+            </w:pPr>
+            <w:r>
+              <w:rPr>
+                <w:rFonts w:ascii="Calibri" w:eastAsia="Calibri" w:hAnsi="Calibri" w:cs="Calibri"/>
+              </w:rPr>
+              <w:t>N</w:t>
+            </w:r>
+          </w:p>
+        </w:tc>
+      </w:tr>
+      <w:tr>
+        <w:tc>
+          <w:tcPr>
+            <w:tcW w:w="3020" w:type="dxa"/>
+          </w:tcPr>
+          <w:p>
+            <w:pPr>
+              <w:rPr>
+                <w:rFonts w:ascii="Calibri" w:eastAsia="Calibri" w:hAnsi="Calibri" w:cs="Calibri"/>
+              </w:rPr>
+            </w:pPr>
+            <w:r>
+              <w:rPr>
+                <w:rFonts w:ascii="Calibri" w:eastAsia="Calibri" w:hAnsi="Calibri" w:cs="Calibri"/>
+              </w:rPr>
+              <w:t xml:space="preserve">Patrik Bílek </w:t>
+            </w:r>
+          </w:p>
+        </w:tc>
+        <w:tc>
+          <w:tcPr>
+            <w:tcW w:w="3021" w:type="dxa"/>
+          </w:tcPr>
+          <w:p>
+            <w:pPr>
+              <w:rPr>
+                <w:rFonts w:ascii="Calibri" w:eastAsia="Calibri" w:hAnsi="Calibri" w:cs="Calibri"/>
+              </w:rPr>
+            </w:pPr>
+            <w:r>
+              <w:rPr>
+                <w:rFonts w:ascii="Calibri" w:eastAsia="Calibri" w:hAnsi="Calibri" w:cs="Calibri"/>
+              </w:rPr>
+              <w:t>UI/UX</w:t>
+            </w:r>
+          </w:p>
+        </w:tc>
+        <w:tc>
+          <w:tcPr>
+            <w:tcW w:w="3021" w:type="dxa"/>
+          </w:tcPr>
+          <w:p>
+            <w:pPr>
+              <w:jc w:val="center"/>
+              <w:rPr>
+                <w:rFonts w:ascii="Calibri" w:eastAsia="Calibri" w:hAnsi="Calibri" w:cs="Calibri"/>
+              </w:rPr>
+            </w:pPr>
+            <w:r>
+              <w:rPr>
+                <w:rFonts w:ascii="Calibri" w:eastAsia="Calibri" w:hAnsi="Calibri" w:cs="Calibri"/>
+              </w:rPr>
+              <w:t>N</w:t>
+            </w:r>
+          </w:p>
+        </w:tc>
+      </w:tr>
+      <w:tr>
+        <w:tc>
+          <w:tcPr>
+            <w:tcW w:w="3020" w:type="dxa"/>
+          </w:tcPr>
+          <w:p>
+            <w:pPr>
+              <w:rPr>
+                <w:rFonts w:ascii="Calibri" w:eastAsia="Calibri" w:hAnsi="Calibri" w:cs="Calibri"/>
+                <w:b/>
+              </w:rPr>
+            </w:pPr>
+            <w:r>
+              <w:rPr>
+                <w:rFonts w:ascii="Calibri" w:eastAsia="Calibri" w:hAnsi="Calibri" w:cs="Calibri"/>
+              </w:rPr>
+              <w:t>Anhelina Feshchuk</w:t>
+            </w:r>
+          </w:p>
+        </w:tc>
+        <w:tc>
+          <w:tcPr>
+            <w:tcW w:w="3021" w:type="dxa"/>
+          </w:tcPr>
+          <w:p>
+            <w:pPr>
+              <w:rPr>
+                <w:rFonts w:ascii="Calibri" w:eastAsia="Calibri" w:hAnsi="Calibri" w:cs="Calibri"/>
+              </w:rPr>
+            </w:pPr>
+            <w:r>
+              <w:rPr>
+                <w:rFonts w:ascii="Calibri" w:eastAsia="Calibri" w:hAnsi="Calibri" w:cs="Calibri"/>
+              </w:rPr>
+              <w:t>Testing</w:t>
+            </w:r>
+          </w:p>
+        </w:tc>
+        <w:tc>
+          <w:tcPr>
+            <w:tcW w:w="3021" w:type="dxa"/>
+          </w:tcPr>
+          <w:p>
+            <w:pPr>
+              <w:jc w:val="center"/>
+              <w:rPr>
+                <w:rFonts w:ascii="Calibri" w:eastAsia="Calibri" w:hAnsi="Calibri" w:cs="Calibri"/>
+              </w:rPr>
+            </w:pPr>
+            <w:r>
+              <w:rPr>
+                <w:rFonts w:ascii="Calibri" w:eastAsia="Calibri" w:hAnsi="Calibri" w:cs="Calibri"/>
+              </w:rPr>
+              <w:t>N</w:t>
+            </w:r>
+          </w:p>
+        </w:tc>
+      </w:tr>
+      <w:tr>
+        <w:tc>
+          <w:tcPr>
+            <w:tcW w:w="3020" w:type="dxa"/>
+          </w:tcPr>
+          <w:p>
+            <w:pPr>
+              <w:rPr>
+                <w:rFonts w:ascii="Calibri" w:eastAsia="Calibri" w:hAnsi="Calibri" w:cs="Calibri"/>
+              </w:rPr>
+            </w:pPr>
+            <w:r>
+              <w:rPr>
+                <w:rFonts w:ascii="Calibri" w:eastAsia="Calibri" w:hAnsi="Calibri" w:cs="Calibri"/>
+              </w:rPr>
+              <w:t>Dominik Potor</w:t>
+            </w:r>
+          </w:p>
+        </w:tc>
+        <w:tc>
+          <w:tcPr>
+            <w:tcW w:w="3021" w:type="dxa"/>
+          </w:tcPr>
+          <w:p>
+            <w:pPr>
+              <w:rPr>
+                <w:rFonts w:ascii="Calibri" w:eastAsia="Calibri" w:hAnsi="Calibri" w:cs="Calibri"/>
+              </w:rPr>
+            </w:pPr>
+            <w:r>
+              <w:rPr>
+                <w:rFonts w:ascii="Calibri" w:eastAsia="Calibri" w:hAnsi="Calibri" w:cs="Calibri"/>
+              </w:rPr>
+              <w:t>Sound</w:t>
+            </w:r>
+          </w:p>
+        </w:tc>
+        <w:tc>
+          <w:tcPr>
+            <w:tcW w:w="3021" w:type="dxa"/>
+          </w:tcPr>
+          <w:p>
+            <w:pPr>
+              <w:jc w:val="center"/>
+              <w:rPr>
+                <w:rFonts w:ascii="Calibri" w:eastAsia="Calibri" w:hAnsi="Calibri" w:cs="Calibri"/>
+              </w:rPr>
+            </w:pPr>
+            <w:r>
+              <w:rPr>
+                <w:rFonts w:ascii="Calibri" w:eastAsia="Calibri" w:hAnsi="Calibri" w:cs="Calibri"/>
+              </w:rPr>
+              <w:t>N</w:t>
+            </w:r>
+          </w:p>
+        </w:tc>
+      </w:tr>
+    </w:tbl>
+    <w:p>
+      <w:pPr>
+        <w:rPr>
+          <w:rFonts w:ascii="Calibri" w:eastAsia="Calibri" w:hAnsi="Calibri" w:cs="Calibri"/>
+        </w:rPr>
+      </w:pPr>
+    </w:p>
+    <w:p>
+      <w:pPr>
+        <w:rPr>
+          <w:rFonts w:ascii="Calibri" w:eastAsia="Calibri" w:hAnsi="Calibri" w:cs="Calibri"/>
+        </w:rPr>
+      </w:pPr>
+      <w:r>
+        <w:rPr>
+          <w:rFonts w:ascii="Calibri" w:eastAsia="Calibri" w:hAnsi="Calibri" w:cs="Calibri"/>
+          <w:b/>
+        </w:rPr>
+        <w:t xml:space="preserve">Progress Overview: </w:t>
+      </w:r>
+      <w:r>
+        <w:rPr>
+          <w:rFonts w:ascii="Calibri" w:eastAsia="Calibri" w:hAnsi="Calibri" w:cs="Calibri"/>
+        </w:rPr>
+        <w:t>Nic</w:t>
+      </w:r>
+    </w:p>
+    <w:p>
+      <w:pPr>
+        <w:rPr>
+          <w:rFonts w:ascii="Calibri" w:eastAsia="Calibri" w:hAnsi="Calibri" w:cs="Calibri"/>
+        </w:rPr>
+      </w:pPr>
+      <w:r>
+        <w:rPr>
+          <w:rFonts w:ascii="Calibri" w:eastAsia="Calibri" w:hAnsi="Calibri" w:cs="Calibri"/>
+          <w:b/>
+        </w:rPr>
+        <w:t xml:space="preserve">Použité nástroje: </w:t>
+      </w:r>
+      <w:r>
+        <w:rPr>
+          <w:rFonts w:ascii="Calibri" w:eastAsia="Calibri" w:hAnsi="Calibri" w:cs="Calibri"/>
+        </w:rPr>
+        <w:t>Žádné</w:t>
+      </w:r>
+    </w:p>
+    <w:p>
+      <w:pPr>
+        <w:rPr>
+          <w:rFonts w:ascii="Calibri" w:eastAsia="Calibri" w:hAnsi="Calibri" w:cs="Calibri"/>
+        </w:rPr>
+      </w:pPr>
+      <w:r>
+        <w:rPr>
+          <w:rFonts w:ascii="Calibri" w:eastAsia="Calibri" w:hAnsi="Calibri" w:cs="Calibri"/>
+          <w:b/>
+        </w:rPr>
+        <w:t xml:space="preserve">Media: </w:t>
+      </w:r>
+      <w:r>
+        <w:rPr>
+          <w:rFonts w:ascii="Calibri" w:eastAsia="Calibri" w:hAnsi="Calibri" w:cs="Calibri"/>
+        </w:rPr>
+        <w:t>Žádné</w:t>
+      </w:r>
+    </w:p>
+    <w:p>
+      <w:pPr>
+        <w:rPr>
+          <w:rFonts w:ascii="Calibri" w:eastAsia="Calibri" w:hAnsi="Calibri" w:cs="Calibri"/>
+        </w:rPr>
+      </w:pPr>
+      <w:r>
+        <w:rPr>
+          <w:rFonts w:ascii="Calibri" w:eastAsia="Calibri" w:hAnsi="Calibri" w:cs="Calibri"/>
+        </w:rPr>
+        <w:br w:type="page"/>
+      </w:r>
+    </w:p>
+    <w:p>
+      <w:pPr>
+        <w:rPr>
+          <w:rFonts w:ascii="Calibri" w:eastAsia="Calibri" w:hAnsi="Calibri" w:cs="Calibri"/>
+          <w:b/>
+        </w:rPr>
+      </w:pPr>
+      <w:r>
+        <w:rPr>
+          <w:rFonts w:ascii="Calibri" w:eastAsia="Calibri" w:hAnsi="Calibri" w:cs="Calibri"/>
+          <w:b/>
+        </w:rPr>
+        <w:lastRenderedPageBreak/>
+        <w:t xml:space="preserve">Datum: </w:t>
+      </w:r>
+      <w:r>
+        <w:rPr>
+          <w:rFonts w:ascii="Calibri" w:eastAsia="Calibri" w:hAnsi="Calibri" w:cs="Calibri"/>
+        </w:rPr>
+        <w:t>21.11.2025</w:t>
+      </w:r>
+    </w:p>
+    <w:p>
+      <w:pPr>
+        <w:rPr>
+          <w:rFonts w:ascii="Calibri" w:eastAsia="Calibri" w:hAnsi="Calibri" w:cs="Calibri"/>
+          <w:b/>
+        </w:rPr>
+      </w:pPr>
+      <w:r>
+        <w:rPr>
+          <w:rFonts w:ascii="Calibri" w:eastAsia="Calibri" w:hAnsi="Calibri" w:cs="Calibri"/>
+          <w:b/>
+        </w:rPr>
+        <w:t xml:space="preserve">Session: </w:t>
+      </w:r>
+      <w:r>
+        <w:rPr>
+          <w:rFonts w:ascii="Calibri" w:eastAsia="Calibri" w:hAnsi="Calibri" w:cs="Calibri"/>
+        </w:rPr>
+        <w:t>6.</w:t>
+      </w:r>
+    </w:p>
+    <w:p>
+      <w:pPr>
+        <w:rPr>
+          <w:rFonts w:ascii="Calibri" w:eastAsia="Calibri" w:hAnsi="Calibri" w:cs="Calibri"/>
+        </w:rPr>
+      </w:pPr>
+      <w:r>
+        <w:rPr>
+          <w:rFonts w:ascii="Calibri" w:eastAsia="Calibri" w:hAnsi="Calibri" w:cs="Calibri"/>
+          <w:b/>
+        </w:rPr>
+        <w:t xml:space="preserve">Název: </w:t>
+      </w:r>
+      <w:r>
+        <w:rPr>
+          <w:rFonts w:ascii="Calibri" w:eastAsia="Calibri" w:hAnsi="Calibri" w:cs="Calibri"/>
+        </w:rPr>
+        <w:t>14,29 Cigáni</w:t>
+      </w:r>
+    </w:p>
+    <w:p>
+      <w:pPr>
+        <w:rPr>
+          <w:rFonts w:ascii="Calibri" w:eastAsia="Calibri" w:hAnsi="Calibri" w:cs="Calibri"/>
+          <w:b/>
+        </w:rPr>
+      </w:pPr>
+      <w:r>
+        <w:rPr>
+          <w:rFonts w:ascii="Calibri" w:eastAsia="Calibri" w:hAnsi="Calibri" w:cs="Calibri"/>
+          <w:b/>
+        </w:rPr>
+        <w:t>Seznam Členů:</w:t>
+      </w:r>
+    </w:p>
+    <w:tbl>
+      <w:tblPr>
+        <w:tblW w:w="9062" w:type="dxa"/>
+        <w:tblBorders>
+          <w:top w:val="single" w:sz="4" w:space="0" w:color="000000"/>
+          <w:left w:val="single" w:sz="4" w:space="0" w:color="000000"/>
+          <w:bottom w:val="single" w:sz="4" w:space="0" w:color="000000"/>
+          <w:right w:val="single" w:sz="4" w:space="0" w:color="000000"/>
+          <w:insideH w:val="single" w:sz="4" w:space="0" w:color="000000"/>
+          <w:insideV w:val="single" w:sz="4" w:space="0" w:color="000000"/>
+        </w:tblBorders>
+        <w:tblLayout w:type="fixed"/>
+        <w:tblLook w:val="0400" w:firstRow="0" w:lastRow="0" w:firstColumn="0" w:lastColumn="0" w:noHBand="0" w:noVBand="1"/>
+      </w:tblPr>
+      <w:tblGrid>
+        <w:gridCol w:w="3020"/>
+        <w:gridCol w:w="3021"/>
+        <w:gridCol w:w="3021"/>
+      </w:tblGrid>
+      <w:tr>
+        <w:tc>
+          <w:tcPr>
+            <w:tcW w:w="3020" w:type="dxa"/>
+          </w:tcPr>
+          <w:p>
+            <w:pPr>
+              <w:jc w:val="center"/>
+              <w:rPr>
+                <w:rFonts w:ascii="Calibri" w:eastAsia="Calibri" w:hAnsi="Calibri" w:cs="Calibri"/>
+              </w:rPr>
+            </w:pPr>
+            <w:r>
+              <w:rPr>
+                <w:rFonts w:ascii="Calibri" w:eastAsia="Calibri" w:hAnsi="Calibri" w:cs="Calibri"/>
+              </w:rPr>
+              <w:t>Jméno</w:t>
+            </w:r>
+          </w:p>
+        </w:tc>
+        <w:tc>
+          <w:tcPr>
+            <w:tcW w:w="3021" w:type="dxa"/>
+          </w:tcPr>
+          <w:p>
+            <w:pPr>
+              <w:jc w:val="center"/>
+              <w:rPr>
+                <w:rFonts w:ascii="Calibri" w:eastAsia="Calibri" w:hAnsi="Calibri" w:cs="Calibri"/>
+                <w:lang w:val="cs-CZ"/>
+              </w:rPr>
+            </w:pPr>
+            <w:r>
+              <w:rPr>
+                <w:rFonts w:ascii="Calibri" w:eastAsia="Calibri" w:hAnsi="Calibri" w:cs="Calibri"/>
+              </w:rPr>
+              <w:t>Role</w:t>
+            </w:r>
+          </w:p>
+        </w:tc>
+        <w:tc>
+          <w:tcPr>
+            <w:tcW w:w="3021" w:type="dxa"/>
+          </w:tcPr>
+          <w:p>
+            <w:pPr>
+              <w:jc w:val="center"/>
+              <w:rPr>
+                <w:rFonts w:ascii="Calibri" w:eastAsia="Calibri" w:hAnsi="Calibri" w:cs="Calibri"/>
+              </w:rPr>
+            </w:pPr>
+            <w:r>
+              <w:rPr>
+                <w:rFonts w:ascii="Calibri" w:eastAsia="Calibri" w:hAnsi="Calibri" w:cs="Calibri"/>
+              </w:rPr>
+              <w:t>Známka</w:t>
+            </w:r>
+          </w:p>
+        </w:tc>
+      </w:tr>
+      <w:tr>
+        <w:tc>
+          <w:tcPr>
+            <w:tcW w:w="3020" w:type="dxa"/>
+          </w:tcPr>
+          <w:p>
+            <w:pPr>
+              <w:rPr>
+                <w:rFonts w:ascii="Calibri" w:eastAsia="Calibri" w:hAnsi="Calibri" w:cs="Calibri"/>
+              </w:rPr>
+            </w:pPr>
+            <w:r>
+              <w:rPr>
+                <w:rFonts w:ascii="Calibri" w:eastAsia="Calibri" w:hAnsi="Calibri" w:cs="Calibri"/>
+              </w:rPr>
+              <w:t>Josef Strachoň</w:t>
+            </w:r>
+          </w:p>
+        </w:tc>
+        <w:tc>
+          <w:tcPr>
+            <w:tcW w:w="3021" w:type="dxa"/>
+          </w:tcPr>
+          <w:p>
+            <w:pPr>
+              <w:rPr>
+                <w:rFonts w:ascii="Calibri" w:eastAsia="Calibri" w:hAnsi="Calibri" w:cs="Calibri"/>
+              </w:rPr>
+            </w:pPr>
+            <w:r>
+              <w:rPr>
+                <w:rFonts w:ascii="Calibri" w:eastAsia="Calibri" w:hAnsi="Calibri" w:cs="Calibri"/>
+              </w:rPr>
+              <w:t>Team Leader</w:t>
+            </w:r>
+          </w:p>
+        </w:tc>
+        <w:tc>
+          <w:tcPr>
+            <w:tcW w:w="3021" w:type="dxa"/>
+          </w:tcPr>
+          <w:p>
+            <w:pPr>
+              <w:jc w:val="center"/>
+              <w:rPr>
+                <w:rFonts w:ascii="Calibri" w:eastAsia="Calibri" w:hAnsi="Calibri" w:cs="Calibri"/>
+              </w:rPr>
+            </w:pPr>
+            <w:r>
+              <w:rPr>
+                <w:rFonts w:ascii="Calibri" w:eastAsia="Calibri" w:hAnsi="Calibri" w:cs="Calibri"/>
+              </w:rPr>
+              <w:t>N</w:t>
+            </w:r>
+          </w:p>
+        </w:tc>
+      </w:tr>
+      <w:tr>
+        <w:tc>
+          <w:tcPr>
+            <w:tcW w:w="3020" w:type="dxa"/>
+          </w:tcPr>
+          <w:p>
+            <w:pPr>
+              <w:rPr>
+                <w:rFonts w:ascii="Calibri" w:eastAsia="Calibri" w:hAnsi="Calibri" w:cs="Calibri"/>
+              </w:rPr>
+            </w:pPr>
+            <w:r>
+              <w:rPr>
+                <w:rFonts w:ascii="Calibri" w:eastAsia="Calibri" w:hAnsi="Calibri" w:cs="Calibri"/>
+              </w:rPr>
+              <w:t>Vilém Malý</w:t>
+            </w:r>
+          </w:p>
+        </w:tc>
+        <w:tc>
+          <w:tcPr>
+            <w:tcW w:w="3021" w:type="dxa"/>
+          </w:tcPr>
+          <w:p>
+            <w:pPr>
+              <w:rPr>
+                <w:rFonts w:ascii="Calibri" w:eastAsia="Calibri" w:hAnsi="Calibri" w:cs="Calibri"/>
+              </w:rPr>
+            </w:pPr>
+            <w:r>
+              <w:rPr>
+                <w:rFonts w:ascii="Calibri" w:eastAsia="Calibri" w:hAnsi="Calibri" w:cs="Calibri"/>
+              </w:rPr>
+              <w:t>Unity Master</w:t>
+            </w:r>
+          </w:p>
+        </w:tc>
+        <w:tc>
+          <w:tcPr>
+            <w:tcW w:w="3021" w:type="dxa"/>
+          </w:tcPr>
+          <w:p>
+            <w:pPr>
+              <w:jc w:val="center"/>
+              <w:rPr>
+                <w:rFonts w:ascii="Calibri" w:eastAsia="Calibri" w:hAnsi="Calibri" w:cs="Calibri"/>
+              </w:rPr>
+            </w:pPr>
+            <w:r>
+              <w:rPr>
+                <w:rFonts w:ascii="Calibri" w:eastAsia="Calibri" w:hAnsi="Calibri" w:cs="Calibri"/>
+              </w:rPr>
+              <w:t>N</w:t>
+            </w:r>
+          </w:p>
+        </w:tc>
+      </w:tr>
+      <w:tr>
+        <w:tc>
+          <w:tcPr>
+            <w:tcW w:w="3020" w:type="dxa"/>
+          </w:tcPr>
+          <w:p>
+            <w:pPr>
+              <w:rPr>
+                <w:rFonts w:ascii="Calibri" w:eastAsia="Calibri" w:hAnsi="Calibri" w:cs="Calibri"/>
+              </w:rPr>
+            </w:pPr>
+            <w:r>
+              <w:rPr>
+                <w:rFonts w:ascii="Calibri" w:eastAsia="Calibri" w:hAnsi="Calibri" w:cs="Calibri"/>
+              </w:rPr>
+              <w:t>Jakub Martykán</w:t>
+            </w:r>
+          </w:p>
+        </w:tc>
+        <w:tc>
+          <w:tcPr>
+            <w:tcW w:w="3021" w:type="dxa"/>
+          </w:tcPr>
+          <w:p>
+            <w:pPr>
+              <w:rPr>
+                <w:rFonts w:ascii="Calibri" w:eastAsia="Calibri" w:hAnsi="Calibri" w:cs="Calibri"/>
+              </w:rPr>
+            </w:pPr>
+            <w:r>
+              <w:rPr>
+                <w:rFonts w:ascii="Calibri" w:eastAsia="Calibri" w:hAnsi="Calibri" w:cs="Calibri"/>
+              </w:rPr>
+              <w:t>Scripting</w:t>
+            </w:r>
+          </w:p>
+        </w:tc>
+        <w:tc>
+          <w:tcPr>
+            <w:tcW w:w="3021" w:type="dxa"/>
+          </w:tcPr>
+          <w:p>
+            <w:pPr>
+              <w:jc w:val="center"/>
+              <w:rPr>
+                <w:rFonts w:ascii="Calibri" w:eastAsia="Calibri" w:hAnsi="Calibri" w:cs="Calibri"/>
+              </w:rPr>
+            </w:pPr>
+            <w:r>
+              <w:rPr>
+                <w:rFonts w:ascii="Calibri" w:eastAsia="Calibri" w:hAnsi="Calibri" w:cs="Calibri"/>
+              </w:rPr>
+              <w:t>N</w:t>
+            </w:r>
+          </w:p>
+        </w:tc>
+      </w:tr>
+      <w:tr>
+        <w:tc>
+          <w:tcPr>
+            <w:tcW w:w="3020" w:type="dxa"/>
+          </w:tcPr>
+          <w:p>
+            <w:pPr>
+              <w:rPr>
+                <w:rFonts w:ascii="Calibri" w:eastAsia="Calibri" w:hAnsi="Calibri" w:cs="Calibri"/>
+              </w:rPr>
+            </w:pPr>
+            <w:r>
+              <w:rPr>
+                <w:rFonts w:ascii="Calibri" w:eastAsia="Calibri" w:hAnsi="Calibri" w:cs="Calibri"/>
+              </w:rPr>
+              <w:t>Matěj Mazáč</w:t>
+            </w:r>
+          </w:p>
+        </w:tc>
+        <w:tc>
+          <w:tcPr>
+            <w:tcW w:w="3021" w:type="dxa"/>
+          </w:tcPr>
+          <w:p>
+            <w:pPr>
+              <w:rPr>
+                <w:rFonts w:ascii="Calibri" w:eastAsia="Calibri" w:hAnsi="Calibri" w:cs="Calibri"/>
+              </w:rPr>
+            </w:pPr>
+            <w:r>
+              <w:rPr>
+                <w:rFonts w:ascii="Calibri" w:eastAsia="Calibri" w:hAnsi="Calibri" w:cs="Calibri"/>
+              </w:rPr>
+              <w:t>3D Modely</w:t>
+            </w:r>
+          </w:p>
+        </w:tc>
+        <w:tc>
+          <w:tcPr>
+            <w:tcW w:w="3021" w:type="dxa"/>
+          </w:tcPr>
+          <w:p>
+            <w:pPr>
+              <w:jc w:val="center"/>
+              <w:rPr>
+                <w:rFonts w:ascii="Calibri" w:eastAsia="Calibri" w:hAnsi="Calibri" w:cs="Calibri"/>
+              </w:rPr>
+            </w:pPr>
+            <w:r>
+              <w:rPr>
+                <w:rFonts w:ascii="Calibri" w:eastAsia="Calibri" w:hAnsi="Calibri" w:cs="Calibri"/>
+              </w:rPr>
+              <w:t>N</w:t>
+            </w:r>
+          </w:p>
+        </w:tc>
+      </w:tr>
+      <w:tr>
+        <w:tc>
+          <w:tcPr>
+            <w:tcW w:w="3020" w:type="dxa"/>
+          </w:tcPr>
+          <w:p>
+            <w:pPr>
+              <w:rPr>
+                <w:rFonts w:ascii="Calibri" w:eastAsia="Calibri" w:hAnsi="Calibri" w:cs="Calibri"/>
+              </w:rPr>
+            </w:pPr>
+            <w:r>
+              <w:rPr>
+                <w:rFonts w:ascii="Calibri" w:eastAsia="Calibri" w:hAnsi="Calibri" w:cs="Calibri"/>
+              </w:rPr>
+              <w:t xml:space="preserve">Patrik Bílek </w:t>
+            </w:r>
+          </w:p>
+        </w:tc>
+        <w:tc>
+          <w:tcPr>
+            <w:tcW w:w="3021" w:type="dxa"/>
+          </w:tcPr>
+          <w:p>
+            <w:pPr>
+              <w:rPr>
+                <w:rFonts w:ascii="Calibri" w:eastAsia="Calibri" w:hAnsi="Calibri" w:cs="Calibri"/>
+              </w:rPr>
+            </w:pPr>
+            <w:r>
+              <w:rPr>
+                <w:rFonts w:ascii="Calibri" w:eastAsia="Calibri" w:hAnsi="Calibri" w:cs="Calibri"/>
+              </w:rPr>
+              <w:t>UI/UX</w:t>
+            </w:r>
+          </w:p>
+        </w:tc>
+        <w:tc>
+          <w:tcPr>
+            <w:tcW w:w="3021" w:type="dxa"/>
+          </w:tcPr>
+          <w:p>
+            <w:pPr>
+              <w:jc w:val="center"/>
+              <w:rPr>
+                <w:rFonts w:ascii="Calibri" w:eastAsia="Calibri" w:hAnsi="Calibri" w:cs="Calibri"/>
+              </w:rPr>
+            </w:pPr>
+            <w:r>
+              <w:rPr>
+                <w:rFonts w:ascii="Calibri" w:eastAsia="Calibri" w:hAnsi="Calibri" w:cs="Calibri"/>
+              </w:rPr>
+              <w:t>N</w:t>
+            </w:r>
+          </w:p>
+        </w:tc>
+      </w:tr>
+      <w:tr>
+        <w:tc>
+          <w:tcPr>
+            <w:tcW w:w="3020" w:type="dxa"/>
+          </w:tcPr>
+          <w:p>
+            <w:pPr>
+              <w:rPr>
+                <w:rFonts w:ascii="Calibri" w:eastAsia="Calibri" w:hAnsi="Calibri" w:cs="Calibri"/>
+                <w:b/>
+              </w:rPr>
+            </w:pPr>
+            <w:r>
+              <w:rPr>
+                <w:rFonts w:ascii="Calibri" w:eastAsia="Calibri" w:hAnsi="Calibri" w:cs="Calibri"/>
+              </w:rPr>
+              <w:t>Anhelina Feshchuk</w:t>
+            </w:r>
+          </w:p>
+        </w:tc>
+        <w:tc>
+          <w:tcPr>
+            <w:tcW w:w="3021" w:type="dxa"/>
+          </w:tcPr>
+          <w:p>
+            <w:pPr>
+              <w:rPr>
+                <w:rFonts w:ascii="Calibri" w:eastAsia="Calibri" w:hAnsi="Calibri" w:cs="Calibri"/>
+              </w:rPr>
+            </w:pPr>
+            <w:r>
+              <w:rPr>
+                <w:rFonts w:ascii="Calibri" w:eastAsia="Calibri" w:hAnsi="Calibri" w:cs="Calibri"/>
+              </w:rPr>
+              <w:t>Testing</w:t>
+            </w:r>
+          </w:p>
+        </w:tc>
+        <w:tc>
+          <w:tcPr>
+            <w:tcW w:w="3021" w:type="dxa"/>
+          </w:tcPr>
+          <w:p>
+            <w:pPr>
+              <w:jc w:val="center"/>
+              <w:rPr>
+                <w:rFonts w:ascii="Calibri" w:eastAsia="Calibri" w:hAnsi="Calibri" w:cs="Calibri"/>
+              </w:rPr>
+            </w:pPr>
+            <w:r>
+              <w:rPr>
+                <w:rFonts w:ascii="Calibri" w:eastAsia="Calibri" w:hAnsi="Calibri" w:cs="Calibri"/>
+              </w:rPr>
+              <w:t>N</w:t>
+            </w:r>
+          </w:p>
+        </w:tc>
+      </w:tr>
+      <w:tr>
+        <w:tc>
+          <w:tcPr>
+            <w:tcW w:w="3020" w:type="dxa"/>
+          </w:tcPr>
+          <w:p>
+            <w:pPr>
+              <w:rPr>
+                <w:rFonts w:ascii="Calibri" w:eastAsia="Calibri" w:hAnsi="Calibri" w:cs="Calibri"/>
+              </w:rPr>
+            </w:pPr>
+            <w:r>
+              <w:rPr>
+                <w:rFonts w:ascii="Calibri" w:eastAsia="Calibri" w:hAnsi="Calibri" w:cs="Calibri"/>
+              </w:rPr>
+              <w:t>Dominik Potor</w:t>
+            </w:r>
+          </w:p>
+        </w:tc>
+        <w:tc>
+          <w:tcPr>
+            <w:tcW w:w="3021" w:type="dxa"/>
+          </w:tcPr>
+          <w:p>
+            <w:pPr>
+              <w:rPr>
+                <w:rFonts w:ascii="Calibri" w:eastAsia="Calibri" w:hAnsi="Calibri" w:cs="Calibri"/>
+              </w:rPr>
+            </w:pPr>
+            <w:r>
+              <w:rPr>
+                <w:rFonts w:ascii="Calibri" w:eastAsia="Calibri" w:hAnsi="Calibri" w:cs="Calibri"/>
+              </w:rPr>
+              <w:t>Sound</w:t>
+            </w:r>
+          </w:p>
+        </w:tc>
+        <w:tc>
+          <w:tcPr>
+            <w:tcW w:w="3021" w:type="dxa"/>
+          </w:tcPr>
+          <w:p>
+            <w:pPr>
+              <w:jc w:val="center"/>
+              <w:rPr>
+                <w:rFonts w:ascii="Calibri" w:eastAsia="Calibri" w:hAnsi="Calibri" w:cs="Calibri"/>
+              </w:rPr>
+            </w:pPr>
+            <w:r>
+              <w:rPr>
+                <w:rFonts w:ascii="Calibri" w:eastAsia="Calibri" w:hAnsi="Calibri" w:cs="Calibri"/>
+              </w:rPr>
+              <w:t>N</w:t>
+            </w:r>
+          </w:p>
+        </w:tc>
+      </w:tr>
+    </w:tbl>
+    <w:p>
+      <w:pPr>
+        <w:rPr>
+          <w:rFonts w:ascii="Calibri" w:eastAsia="Calibri" w:hAnsi="Calibri" w:cs="Calibri"/>
+        </w:rPr>
+      </w:pPr>
+    </w:p>
+    <w:p>
+      <w:pPr>
+        <w:rPr>
+          <w:rFonts w:ascii="Calibri" w:eastAsia="Calibri" w:hAnsi="Calibri" w:cs="Calibri"/>
+        </w:rPr>
+      </w:pPr>
+      <w:r>
+        <w:rPr>
+          <w:rFonts w:ascii="Calibri" w:eastAsia="Calibri" w:hAnsi="Calibri" w:cs="Calibri"/>
+          <w:b/>
+        </w:rPr>
+        <w:t xml:space="preserve">Progress Overview: </w:t>
+      </w:r>
+      <w:r>
+        <w:rPr>
+          <w:rFonts w:ascii="Calibri" w:eastAsia="Calibri" w:hAnsi="Calibri" w:cs="Calibri"/>
+        </w:rPr>
+        <w:t>Nic</w:t>
+      </w:r>
+    </w:p>
+    <w:p>
+      <w:pPr>
+        <w:rPr>
+          <w:rFonts w:ascii="Calibri" w:eastAsia="Calibri" w:hAnsi="Calibri" w:cs="Calibri"/>
+        </w:rPr>
+      </w:pPr>
+      <w:r>
+        <w:rPr>
+          <w:rFonts w:ascii="Calibri" w:eastAsia="Calibri" w:hAnsi="Calibri" w:cs="Calibri"/>
+          <w:b/>
+        </w:rPr>
+        <w:t xml:space="preserve">Použité nástroje: </w:t>
+      </w:r>
+      <w:r>
+        <w:rPr>
+          <w:rFonts w:ascii="Calibri" w:eastAsia="Calibri" w:hAnsi="Calibri" w:cs="Calibri"/>
+        </w:rPr>
+        <w:t>Žádné</w:t>
+      </w:r>
+    </w:p>
+    <w:p>
+      <w:pPr>
+        <w:rPr>
+          <w:rFonts w:ascii="Calibri" w:eastAsia="Calibri" w:hAnsi="Calibri" w:cs="Calibri"/>
+        </w:rPr>
+      </w:pPr>
+      <w:r>
+        <w:rPr>
+          <w:rFonts w:ascii="Calibri" w:eastAsia="Calibri" w:hAnsi="Calibri" w:cs="Calibri"/>
+          <w:b/>
+        </w:rPr>
+        <w:t xml:space="preserve">Media: </w:t>
+      </w:r>
+      <w:r>
+        <w:rPr>
+          <w:rFonts w:ascii="Calibri" w:eastAsia="Calibri" w:hAnsi="Calibri" w:cs="Calibri"/>
+        </w:rPr>
+        <w:t>Žádné</w:t>
+      </w:r>
+    </w:p>
+    <w:p>
+      <w:pPr>
+        <w:rPr>
+          <w:rFonts w:ascii="Calibri" w:eastAsia="Calibri" w:hAnsi="Calibri" w:cs="Calibri"/>
+        </w:rPr>
+      </w:pPr>
+      <w:r>
+        <w:rPr>
+          <w:rFonts w:ascii="Calibri" w:eastAsia="Calibri" w:hAnsi="Calibri" w:cs="Calibri"/>
+        </w:rPr>
+        <w:br w:type="page"/>
+      </w:r>
+    </w:p>
+    <w:p>
+      <w:pPr>
+        <w:rPr>
+          <w:rFonts w:ascii="Calibri" w:eastAsia="Calibri" w:hAnsi="Calibri" w:cs="Calibri"/>
+          <w:b/>
+        </w:rPr>
+      </w:pPr>
+      <w:r>
+        <w:rPr>
+          <w:rFonts w:ascii="Calibri" w:eastAsia="Calibri" w:hAnsi="Calibri" w:cs="Calibri"/>
+          <w:b/>
+        </w:rPr>
+        <w:lastRenderedPageBreak/>
+        <w:t xml:space="preserve">Datum: </w:t>
+      </w:r>
+      <w:r>
+        <w:rPr>
+          <w:rFonts w:ascii="Calibri" w:eastAsia="Calibri" w:hAnsi="Calibri" w:cs="Calibri"/>
+        </w:rPr>
+        <w:t>7</w:t>
+      </w:r>
+      <w:r>
+        <w:rPr>
+          <w:rFonts w:ascii="Calibri" w:eastAsia="Calibri" w:hAnsi="Calibri" w:cs="Calibri"/>
+        </w:rPr>
+        <w:t>.11.2025</w:t>
+      </w:r>
+    </w:p>
+    <w:p>
+      <w:pPr>
+        <w:rPr>
+          <w:rFonts w:ascii="Calibri" w:eastAsia="Calibri" w:hAnsi="Calibri" w:cs="Calibri"/>
+          <w:b/>
+        </w:rPr>
+      </w:pPr>
+      <w:r>
+        <w:rPr>
+          <w:rFonts w:ascii="Calibri" w:eastAsia="Calibri" w:hAnsi="Calibri" w:cs="Calibri"/>
+          <w:b/>
+        </w:rPr>
+        <w:t xml:space="preserve">Session: </w:t>
+      </w:r>
+      <w:r>
+        <w:rPr>
+          <w:rFonts w:ascii="Calibri" w:eastAsia="Calibri" w:hAnsi="Calibri" w:cs="Calibri"/>
+        </w:rPr>
+        <w:t>5.</w:t>
+      </w:r>
+    </w:p>
+    <w:p>
+      <w:pPr>
+        <w:rPr>
+          <w:rFonts w:ascii="Calibri" w:eastAsia="Calibri" w:hAnsi="Calibri" w:cs="Calibri"/>
+        </w:rPr>
+      </w:pPr>
+      <w:r>
+        <w:rPr>
+          <w:rFonts w:ascii="Calibri" w:eastAsia="Calibri" w:hAnsi="Calibri" w:cs="Calibri"/>
+          <w:b/>
+        </w:rPr>
+        <w:t xml:space="preserve">Název: </w:t>
+      </w:r>
+      <w:r>
+        <w:rPr>
+          <w:rFonts w:ascii="Calibri" w:eastAsia="Calibri" w:hAnsi="Calibri" w:cs="Calibri"/>
+        </w:rPr>
+        <w:t>14,29 Cigáni</w:t>
+      </w:r>
+    </w:p>
+    <w:p>
+      <w:pPr>
+        <w:rPr>
+          <w:rFonts w:ascii="Calibri" w:eastAsia="Calibri" w:hAnsi="Calibri" w:cs="Calibri"/>
+          <w:b/>
+        </w:rPr>
+      </w:pPr>
+      <w:r>
+        <w:rPr>
+          <w:rFonts w:ascii="Calibri" w:eastAsia="Calibri" w:hAnsi="Calibri" w:cs="Calibri"/>
+          <w:b/>
+        </w:rPr>
+        <w:t>Seznam Členů:</w:t>
+      </w:r>
+    </w:p>
+    <w:tbl>
+      <w:tblPr>
+        <w:tblW w:w="9062" w:type="dxa"/>
+        <w:tblBorders>
+          <w:top w:val="single" w:sz="4" w:space="0" w:color="000000"/>
+          <w:left w:val="single" w:sz="4" w:space="0" w:color="000000"/>
+          <w:bottom w:val="single" w:sz="4" w:space="0" w:color="000000"/>
+          <w:right w:val="single" w:sz="4" w:space="0" w:color="000000"/>
+          <w:insideH w:val="single" w:sz="4" w:space="0" w:color="000000"/>
+          <w:insideV w:val="single" w:sz="4" w:space="0" w:color="000000"/>
+        </w:tblBorders>
+        <w:tblLayout w:type="fixed"/>
+        <w:tblLook w:val="0400" w:firstRow="0" w:lastRow="0" w:firstColumn="0" w:lastColumn="0" w:noHBand="0" w:noVBand="1"/>
+      </w:tblPr>
+      <w:tblGrid>
+        <w:gridCol w:w="3020"/>
+        <w:gridCol w:w="3021"/>
+        <w:gridCol w:w="3021"/>
+      </w:tblGrid>
+      <w:tr>
+        <w:tc>
+          <w:tcPr>
+            <w:tcW w:w="3020" w:type="dxa"/>
+          </w:tcPr>
+          <w:p>
+            <w:pPr>
+              <w:jc w:val="center"/>
+              <w:rPr>
+                <w:rFonts w:ascii="Calibri" w:eastAsia="Calibri" w:hAnsi="Calibri" w:cs="Calibri"/>
+              </w:rPr>
+            </w:pPr>
+            <w:r>
+              <w:rPr>
+                <w:rFonts w:ascii="Calibri" w:eastAsia="Calibri" w:hAnsi="Calibri" w:cs="Calibri"/>
+              </w:rPr>
+              <w:t>Jméno</w:t>
+            </w:r>
+          </w:p>
+        </w:tc>
+        <w:tc>
+          <w:tcPr>
+            <w:tcW w:w="3021" w:type="dxa"/>
+          </w:tcPr>
+          <w:p>
+            <w:pPr>
+              <w:jc w:val="center"/>
+              <w:rPr>
+                <w:rFonts w:ascii="Calibri" w:eastAsia="Calibri" w:hAnsi="Calibri" w:cs="Calibri"/>
+                <w:lang w:val="cs-CZ"/>
+              </w:rPr>
+            </w:pPr>
+            <w:r>
+              <w:rPr>
+                <w:rFonts w:ascii="Calibri" w:eastAsia="Calibri" w:hAnsi="Calibri" w:cs="Calibri"/>
+              </w:rPr>
+              <w:t>Role</w:t>
+            </w:r>
+          </w:p>
+        </w:tc>
+        <w:tc>
+          <w:tcPr>
+            <w:tcW w:w="3021" w:type="dxa"/>
+          </w:tcPr>
+          <w:p>
+            <w:pPr>
+              <w:jc w:val="center"/>
+              <w:rPr>
+                <w:rFonts w:ascii="Calibri" w:eastAsia="Calibri" w:hAnsi="Calibri" w:cs="Calibri"/>
+              </w:rPr>
+            </w:pPr>
+            <w:r>
+              <w:rPr>
+                <w:rFonts w:ascii="Calibri" w:eastAsia="Calibri" w:hAnsi="Calibri" w:cs="Calibri"/>
+              </w:rPr>
+              <w:t>Známka</w:t>
+            </w:r>
+          </w:p>
+        </w:tc>
+      </w:tr>
+      <w:tr>
+        <w:tc>
+          <w:tcPr>
+            <w:tcW w:w="3020" w:type="dxa"/>
+          </w:tcPr>
+          <w:p>
+            <w:pPr>
+              <w:rPr>
+                <w:rFonts w:ascii="Calibri" w:eastAsia="Calibri" w:hAnsi="Calibri" w:cs="Calibri"/>
+              </w:rPr>
+            </w:pPr>
+            <w:r>
+              <w:rPr>
+                <w:rFonts w:ascii="Calibri" w:eastAsia="Calibri" w:hAnsi="Calibri" w:cs="Calibri"/>
+              </w:rPr>
+              <w:t>Josef Strachoň</w:t>
+            </w:r>
+          </w:p>
+        </w:tc>
+        <w:tc>
+          <w:tcPr>
+            <w:tcW w:w="3021" w:type="dxa"/>
+          </w:tcPr>
+          <w:p>
+            <w:pPr>
+              <w:rPr>
+                <w:rFonts w:ascii="Calibri" w:eastAsia="Calibri" w:hAnsi="Calibri" w:cs="Calibri"/>
+              </w:rPr>
+            </w:pPr>
+            <w:r>
+              <w:rPr>
+                <w:rFonts w:ascii="Calibri" w:eastAsia="Calibri" w:hAnsi="Calibri" w:cs="Calibri"/>
+              </w:rPr>
+              <w:t>Team Leader</w:t>
+            </w:r>
+          </w:p>
+        </w:tc>
+        <w:tc>
+          <w:tcPr>
+            <w:tcW w:w="3021" w:type="dxa"/>
+          </w:tcPr>
+          <w:p>
+            <w:pPr>
+              <w:jc w:val="center"/>
+              <w:rPr>
+                <w:rFonts w:ascii="Calibri" w:eastAsia="Calibri" w:hAnsi="Calibri" w:cs="Calibri"/>
+              </w:rPr>
+            </w:pPr>
+            <w:r>
+              <w:rPr>
+                <w:rFonts w:ascii="Calibri" w:eastAsia="Calibri" w:hAnsi="Calibri" w:cs="Calibri"/>
+              </w:rPr>
+              <w:t>N</w:t>
+            </w:r>
+          </w:p>
+        </w:tc>
+      </w:tr>
+      <w:tr>
+        <w:tc>
+          <w:tcPr>
+            <w:tcW w:w="3020" w:type="dxa"/>
+          </w:tcPr>
+          <w:p>
+            <w:pPr>
+              <w:rPr>
+                <w:rFonts w:ascii="Calibri" w:eastAsia="Calibri" w:hAnsi="Calibri" w:cs="Calibri"/>
+              </w:rPr>
+            </w:pPr>
+            <w:r>
+              <w:rPr>
+                <w:rFonts w:ascii="Calibri" w:eastAsia="Calibri" w:hAnsi="Calibri" w:cs="Calibri"/>
+              </w:rPr>
+              <w:t>Vilém Malý</w:t>
+            </w:r>
+          </w:p>
+        </w:tc>
+        <w:tc>
+          <w:tcPr>
+            <w:tcW w:w="3021" w:type="dxa"/>
+          </w:tcPr>
+          <w:p>
+            <w:pPr>
+              <w:rPr>
+                <w:rFonts w:ascii="Calibri" w:eastAsia="Calibri" w:hAnsi="Calibri" w:cs="Calibri"/>
+              </w:rPr>
+            </w:pPr>
+            <w:r>
+              <w:rPr>
+                <w:rFonts w:ascii="Calibri" w:eastAsia="Calibri" w:hAnsi="Calibri" w:cs="Calibri"/>
+              </w:rPr>
+              <w:t>Unity Master</w:t>
+            </w:r>
+          </w:p>
+        </w:tc>
+        <w:tc>
+          <w:tcPr>
+            <w:tcW w:w="3021" w:type="dxa"/>
+          </w:tcPr>
+          <w:p>
+            <w:pPr>
+              <w:jc w:val="center"/>
+              <w:rPr>
+                <w:rFonts w:ascii="Calibri" w:eastAsia="Calibri" w:hAnsi="Calibri" w:cs="Calibri"/>
+              </w:rPr>
+            </w:pPr>
+            <w:r>
+              <w:rPr>
+                <w:rFonts w:ascii="Calibri" w:eastAsia="Calibri" w:hAnsi="Calibri" w:cs="Calibri"/>
+              </w:rPr>
+              <w:t>N</w:t>
+            </w:r>
+          </w:p>
+        </w:tc>
+      </w:tr>
+      <w:tr>
+        <w:tc>
+          <w:tcPr>
+            <w:tcW w:w="3020" w:type="dxa"/>
+          </w:tcPr>
+          <w:p>
+            <w:pPr>
+              <w:rPr>
+                <w:rFonts w:ascii="Calibri" w:eastAsia="Calibri" w:hAnsi="Calibri" w:cs="Calibri"/>
+              </w:rPr>
+            </w:pPr>
+            <w:r>
+              <w:rPr>
+                <w:rFonts w:ascii="Calibri" w:eastAsia="Calibri" w:hAnsi="Calibri" w:cs="Calibri"/>
+              </w:rPr>
+              <w:t>Jakub Martykán</w:t>
+            </w:r>
+          </w:p>
+        </w:tc>
+        <w:tc>
+          <w:tcPr>
+            <w:tcW w:w="3021" w:type="dxa"/>
+          </w:tcPr>
+          <w:p>
+            <w:pPr>
+              <w:rPr>
+                <w:rFonts w:ascii="Calibri" w:eastAsia="Calibri" w:hAnsi="Calibri" w:cs="Calibri"/>
+              </w:rPr>
+            </w:pPr>
+            <w:r>
+              <w:rPr>
+                <w:rFonts w:ascii="Calibri" w:eastAsia="Calibri" w:hAnsi="Calibri" w:cs="Calibri"/>
+              </w:rPr>
+              <w:t>Scripting</w:t>
+            </w:r>
+          </w:p>
+        </w:tc>
+        <w:tc>
+          <w:tcPr>
+            <w:tcW w:w="3021" w:type="dxa"/>
+          </w:tcPr>
+          <w:p>
+            <w:pPr>
+              <w:jc w:val="center"/>
+              <w:rPr>
+                <w:rFonts w:ascii="Calibri" w:eastAsia="Calibri" w:hAnsi="Calibri" w:cs="Calibri"/>
+              </w:rPr>
+            </w:pPr>
+            <w:r>
+              <w:rPr>
+                <w:rFonts w:ascii="Calibri" w:eastAsia="Calibri" w:hAnsi="Calibri" w:cs="Calibri"/>
+              </w:rPr>
+              <w:t>N</w:t>
+            </w:r>
+          </w:p>
+        </w:tc>
+      </w:tr>
+      <w:tr>
+        <w:tc>
+          <w:tcPr>
+            <w:tcW w:w="3020" w:type="dxa"/>
+          </w:tcPr>
+          <w:p>
+            <w:pPr>
+              <w:rPr>
+                <w:rFonts w:ascii="Calibri" w:eastAsia="Calibri" w:hAnsi="Calibri" w:cs="Calibri"/>
+              </w:rPr>
+            </w:pPr>
+            <w:r>
+              <w:rPr>
+                <w:rFonts w:ascii="Calibri" w:eastAsia="Calibri" w:hAnsi="Calibri" w:cs="Calibri"/>
+              </w:rPr>
+              <w:t>Matěj Mazáč</w:t>
+            </w:r>
+          </w:p>
+        </w:tc>
+        <w:tc>
+          <w:tcPr>
+            <w:tcW w:w="3021" w:type="dxa"/>
+          </w:tcPr>
+          <w:p>
+            <w:pPr>
+              <w:rPr>
+                <w:rFonts w:ascii="Calibri" w:eastAsia="Calibri" w:hAnsi="Calibri" w:cs="Calibri"/>
+              </w:rPr>
+            </w:pPr>
+            <w:r>
+              <w:rPr>
+                <w:rFonts w:ascii="Calibri" w:eastAsia="Calibri" w:hAnsi="Calibri" w:cs="Calibri"/>
+              </w:rPr>
+              <w:t>3D Modely</w:t>
+            </w:r>
+          </w:p>
+        </w:tc>
+        <w:tc>
+          <w:tcPr>
+            <w:tcW w:w="3021" w:type="dxa"/>
+          </w:tcPr>
+          <w:p>
+            <w:pPr>
+              <w:jc w:val="center"/>
+              <w:rPr>
+                <w:rFonts w:ascii="Calibri" w:eastAsia="Calibri" w:hAnsi="Calibri" w:cs="Calibri"/>
+              </w:rPr>
+            </w:pPr>
+            <w:r>
+              <w:rPr>
+                <w:rFonts w:ascii="Calibri" w:eastAsia="Calibri" w:hAnsi="Calibri" w:cs="Calibri"/>
+              </w:rPr>
+              <w:t>N</w:t>
+            </w:r>
+          </w:p>
+        </w:tc>
+      </w:tr>
+      <w:tr>
+        <w:tc>
+          <w:tcPr>
+            <w:tcW w:w="3020" w:type="dxa"/>
+          </w:tcPr>
+          <w:p>
+            <w:pPr>
+              <w:rPr>
+                <w:rFonts w:ascii="Calibri" w:eastAsia="Calibri" w:hAnsi="Calibri" w:cs="Calibri"/>
+              </w:rPr>
+            </w:pPr>
+            <w:r>
+              <w:rPr>
+                <w:rFonts w:ascii="Calibri" w:eastAsia="Calibri" w:hAnsi="Calibri" w:cs="Calibri"/>
+              </w:rPr>
+              <w:t xml:space="preserve">Patrik Bílek </w:t>
+            </w:r>
+          </w:p>
+        </w:tc>
+        <w:tc>
+          <w:tcPr>
+            <w:tcW w:w="3021" w:type="dxa"/>
+          </w:tcPr>
+          <w:p>
+            <w:pPr>
+              <w:rPr>
+                <w:rFonts w:ascii="Calibri" w:eastAsia="Calibri" w:hAnsi="Calibri" w:cs="Calibri"/>
+              </w:rPr>
+            </w:pPr>
+            <w:r>
+              <w:rPr>
+                <w:rFonts w:ascii="Calibri" w:eastAsia="Calibri" w:hAnsi="Calibri" w:cs="Calibri"/>
+              </w:rPr>
+              <w:t>UI/UX</w:t>
+            </w:r>
+          </w:p>
+        </w:tc>
+        <w:tc>
+          <w:tcPr>
+            <w:tcW w:w="3021" w:type="dxa"/>
+          </w:tcPr>
+          <w:p>
+            <w:pPr>
+              <w:jc w:val="center"/>
+              <w:rPr>
+                <w:rFonts w:ascii="Calibri" w:eastAsia="Calibri" w:hAnsi="Calibri" w:cs="Calibri"/>
+              </w:rPr>
+            </w:pPr>
+            <w:r>
+              <w:rPr>
+                <w:rFonts w:ascii="Calibri" w:eastAsia="Calibri" w:hAnsi="Calibri" w:cs="Calibri"/>
+              </w:rPr>
+              <w:t>N</w:t>
+            </w:r>
+          </w:p>
+        </w:tc>
+      </w:tr>
+      <w:tr>
+        <w:tc>
+          <w:tcPr>
+            <w:tcW w:w="3020" w:type="dxa"/>
+          </w:tcPr>
+          <w:p>
+            <w:pPr>
+              <w:rPr>
+                <w:rFonts w:ascii="Calibri" w:eastAsia="Calibri" w:hAnsi="Calibri" w:cs="Calibri"/>
+                <w:b/>
+              </w:rPr>
+            </w:pPr>
+            <w:r>
+              <w:rPr>
+                <w:rFonts w:ascii="Calibri" w:eastAsia="Calibri" w:hAnsi="Calibri" w:cs="Calibri"/>
+              </w:rPr>
+              <w:t>Anhelina Feshchuk</w:t>
+            </w:r>
+          </w:p>
+        </w:tc>
+        <w:tc>
+          <w:tcPr>
+            <w:tcW w:w="3021" w:type="dxa"/>
+          </w:tcPr>
+          <w:p>
+            <w:pPr>
+              <w:rPr>
+                <w:rFonts w:ascii="Calibri" w:eastAsia="Calibri" w:hAnsi="Calibri" w:cs="Calibri"/>
+              </w:rPr>
+            </w:pPr>
+            <w:r>
+              <w:rPr>
+                <w:rFonts w:ascii="Calibri" w:eastAsia="Calibri" w:hAnsi="Calibri" w:cs="Calibri"/>
+              </w:rPr>
+              <w:t>Testing</w:t>
+            </w:r>
+          </w:p>
+        </w:tc>
+        <w:tc>
+          <w:tcPr>
+            <w:tcW w:w="3021" w:type="dxa"/>
+          </w:tcPr>
+          <w:p>
+            <w:pPr>
+              <w:jc w:val="center"/>
+              <w:rPr>
+                <w:rFonts w:ascii="Calibri" w:eastAsia="Calibri" w:hAnsi="Calibri" w:cs="Calibri"/>
+              </w:rPr>
+            </w:pPr>
+            <w:r>
+              <w:rPr>
+                <w:rFonts w:ascii="Calibri" w:eastAsia="Calibri" w:hAnsi="Calibri" w:cs="Calibri"/>
+              </w:rPr>
+              <w:t>N</w:t>
+            </w:r>
+          </w:p>
+        </w:tc>
+      </w:tr>
+      <w:tr>
+        <w:tc>
+          <w:tcPr>
+            <w:tcW w:w="3020" w:type="dxa"/>
+          </w:tcPr>
+          <w:p>
+            <w:pPr>
+              <w:rPr>
+                <w:rFonts w:ascii="Calibri" w:eastAsia="Calibri" w:hAnsi="Calibri" w:cs="Calibri"/>
+              </w:rPr>
+            </w:pPr>
+            <w:r>
+              <w:rPr>
+                <w:rFonts w:ascii="Calibri" w:eastAsia="Calibri" w:hAnsi="Calibri" w:cs="Calibri"/>
+              </w:rPr>
+              <w:t>Dominik Potor</w:t>
+            </w:r>
+          </w:p>
+        </w:tc>
+        <w:tc>
+          <w:tcPr>
+            <w:tcW w:w="3021" w:type="dxa"/>
+          </w:tcPr>
+          <w:p>
+            <w:pPr>
+              <w:rPr>
+                <w:rFonts w:ascii="Calibri" w:eastAsia="Calibri" w:hAnsi="Calibri" w:cs="Calibri"/>
+              </w:rPr>
+            </w:pPr>
+            <w:r>
+              <w:rPr>
+                <w:rFonts w:ascii="Calibri" w:eastAsia="Calibri" w:hAnsi="Calibri" w:cs="Calibri"/>
+              </w:rPr>
+              <w:t>Sound</w:t>
+            </w:r>
+          </w:p>
+        </w:tc>
+        <w:tc>
+          <w:tcPr>
+            <w:tcW w:w="3021" w:type="dxa"/>
+          </w:tcPr>
+          <w:p>
+            <w:pPr>
+              <w:jc w:val="center"/>
+              <w:rPr>
+                <w:rFonts w:ascii="Calibri" w:eastAsia="Calibri" w:hAnsi="Calibri" w:cs="Calibri"/>
+              </w:rPr>
+            </w:pPr>
+            <w:r>
+              <w:rPr>
+                <w:rFonts w:ascii="Calibri" w:eastAsia="Calibri" w:hAnsi="Calibri" w:cs="Calibri"/>
+              </w:rPr>
+              <w:t>N</w:t>
+            </w:r>
+          </w:p>
+        </w:tc>
+      </w:tr>
+    </w:tbl>
+    <w:p>
+      <w:pPr>
+        <w:rPr>
+          <w:rFonts w:ascii="Calibri" w:eastAsia="Calibri" w:hAnsi="Calibri" w:cs="Calibri"/>
+        </w:rPr>
+      </w:pPr>
+    </w:p>
+    <w:p>
+      <w:pPr>
+        <w:rPr>
+          <w:rFonts w:ascii="Calibri" w:eastAsia="Calibri" w:hAnsi="Calibri" w:cs="Calibri"/>
+        </w:rPr>
+      </w:pPr>
+      <w:r>
+        <w:rPr>
+          <w:rFonts w:ascii="Calibri" w:eastAsia="Calibri" w:hAnsi="Calibri" w:cs="Calibri"/>
+          <w:b/>
+        </w:rPr>
+        <w:t xml:space="preserve">Progress Overview: </w:t>
+      </w:r>
+      <w:r>
+        <w:rPr>
+          <w:rFonts w:ascii="Calibri" w:eastAsia="Calibri" w:hAnsi="Calibri" w:cs="Calibri"/>
+        </w:rPr>
+        <w:t>Nic</w:t>
+      </w:r>
+    </w:p>
+    <w:p>
+      <w:pPr>
+        <w:rPr>
+          <w:rFonts w:ascii="Calibri" w:eastAsia="Calibri" w:hAnsi="Calibri" w:cs="Calibri"/>
+        </w:rPr>
+      </w:pPr>
+      <w:r>
+        <w:rPr>
+          <w:rFonts w:ascii="Calibri" w:eastAsia="Calibri" w:hAnsi="Calibri" w:cs="Calibri"/>
+          <w:b/>
+        </w:rPr>
+        <w:t xml:space="preserve">Použité nástroje: </w:t>
+      </w:r>
+      <w:r>
+        <w:rPr>
+          <w:rFonts w:ascii="Calibri" w:eastAsia="Calibri" w:hAnsi="Calibri" w:cs="Calibri"/>
+        </w:rPr>
+        <w:t>Žádné</w:t>
+      </w:r>
+    </w:p>
+    <w:p>
+      <w:pPr>
+        <w:rPr>
+          <w:rFonts w:ascii="Calibri" w:eastAsia="Calibri" w:hAnsi="Calibri" w:cs="Calibri"/>
+        </w:rPr>
+      </w:pPr>
+      <w:r>
+        <w:rPr>
+          <w:rFonts w:ascii="Calibri" w:eastAsia="Calibri" w:hAnsi="Calibri" w:cs="Calibri"/>
+          <w:b/>
+        </w:rPr>
+        <w:t xml:space="preserve">Media: </w:t>
+      </w:r>
+      <w:r>
+        <w:rPr>
+          <w:rFonts w:ascii="Calibri" w:eastAsia="Calibri" w:hAnsi="Calibri" w:cs="Calibri"/>
+        </w:rPr>
+        <w:t>Žádné</w:t>
+      </w:r>
+    </w:p>
+    <w:p/>
+    <w:p>
+      <w:pPr>
+        <w:rPr>
+          <w:rFonts w:ascii="Calibri" w:eastAsia="Calibri" w:hAnsi="Calibri" w:cs="Calibri"/>
+          <w:b/>
+        </w:rPr>
+      </w:pPr>
+      <w:r>
+        <w:rPr>
+          <w:rFonts w:ascii="Calibri" w:eastAsia="Calibri" w:hAnsi="Calibri" w:cs="Calibri"/>
+          <w:b/>
+        </w:rPr>
+        <w:br w:type="page"/>
+      </w:r>
+    </w:p>
+    <w:p>
+      <w:pPr>
+        <w:rPr>
+          <w:rFonts w:ascii="Calibri" w:eastAsia="Calibri" w:hAnsi="Calibri" w:cs="Calibri"/>
+          <w:b/>
+        </w:rPr>
+      </w:pPr>
+      <w:r>
+        <w:rPr>
+          <w:rFonts w:ascii="Calibri" w:eastAsia="Calibri" w:hAnsi="Calibri" w:cs="Calibri"/>
+          <w:b/>
+        </w:rPr>
+        <w:lastRenderedPageBreak/>
         <w:t xml:space="preserve">Datum: </w:t>
       </w:r>
       <w:r>
@@ -750,6 +4593,7 @@
       <w:r>
         <w:rPr>
           <w:rFonts w:ascii="Calibri" w:eastAsia="Calibri" w:hAnsi="Calibri" w:cs="Calibri"/>
+          <w:noProof/>
         </w:rPr>
         <w:drawing>
           <wp:anchor distT="0" distB="0" distL="114300" distR="114300" simplePos="0" relativeHeight="251662336" behindDoc="0" locked="0" layoutInCell="1" allowOverlap="1" wp14:anchorId="0481C5F8" wp14:editId="16930032">
@@ -4130,7 +7974,7 @@
   <w:style w:type="paragraph" w:default="1" w:styleId="Normal">
     <w:name w:val="Normal"/>
     <w:qFormat/>
-    <w:rsid w:val="0042143A"/>
+    <w:rsid w:val="005A0EE7"/>
   </w:style>
   <w:style w:type="paragraph" w:styleId="Heading1">
     <w:name w:val="heading 1"/>

--- a/reporty/Report.docx
+++ b/reporty/Report.docx
@@ -210,7 +210,7 @@
               <w:rPr>
                 <w:rFonts w:ascii="Calibri" w:eastAsia="Calibri" w:hAnsi="Calibri" w:cs="Calibri"/>
               </w:rPr>
-              <w:t>N</w:t>
+              <w:t>2</w:t>
             </w:r>
           </w:p>
         </w:tc>
@@ -267,7 +267,7 @@
               <w:rPr>
                 <w:rFonts w:ascii="Calibri" w:eastAsia="Calibri" w:hAnsi="Calibri" w:cs="Calibri"/>
               </w:rPr>
-              <w:t>N</w:t>
+              <w:t>1</w:t>
             </w:r>
           </w:p>
         </w:tc>
@@ -324,7 +324,7 @@
               <w:rPr>
                 <w:rFonts w:ascii="Calibri" w:eastAsia="Calibri" w:hAnsi="Calibri" w:cs="Calibri"/>
               </w:rPr>
-              <w:t>N</w:t>
+              <w:t>2</w:t>
             </w:r>
           </w:p>
         </w:tc>
@@ -381,7 +381,7 @@
               <w:rPr>
                 <w:rFonts w:ascii="Calibri" w:eastAsia="Calibri" w:hAnsi="Calibri" w:cs="Calibri"/>
               </w:rPr>
-              <w:t>N</w:t>
+              <w:t>1</w:t>
             </w:r>
           </w:p>
         </w:tc>
@@ -438,7 +438,7 @@
               <w:rPr>
                 <w:rFonts w:ascii="Calibri" w:eastAsia="Calibri" w:hAnsi="Calibri" w:cs="Calibri"/>
               </w:rPr>
-              <w:t>N</w:t>
+              <w:t>2</w:t>
             </w:r>
           </w:p>
         </w:tc>
@@ -496,7 +496,7 @@
               <w:rPr>
                 <w:rFonts w:ascii="Calibri" w:eastAsia="Calibri" w:hAnsi="Calibri" w:cs="Calibri"/>
               </w:rPr>
-              <w:t>N</w:t>
+              <w:t>1</w:t>
             </w:r>
           </w:p>
         </w:tc>
@@ -553,7 +553,7 @@
               <w:rPr>
                 <w:rFonts w:ascii="Calibri" w:eastAsia="Calibri" w:hAnsi="Calibri" w:cs="Calibri"/>
               </w:rPr>
-              <w:t>N</w:t>
+              <w:t>2</w:t>
             </w:r>
           </w:p>
         </w:tc>
@@ -850,7 +850,7 @@
               <w:rPr>
                 <w:rFonts w:ascii="Calibri" w:eastAsia="Calibri" w:hAnsi="Calibri" w:cs="Calibri"/>
               </w:rPr>
-              <w:t>N</w:t>
+              <w:t>2</w:t>
             </w:r>
           </w:p>
         </w:tc>
@@ -907,7 +907,7 @@
               <w:rPr>
                 <w:rFonts w:ascii="Calibri" w:eastAsia="Calibri" w:hAnsi="Calibri" w:cs="Calibri"/>
               </w:rPr>
-              <w:t>N</w:t>
+              <w:t>1</w:t>
             </w:r>
           </w:p>
         </w:tc>
@@ -964,7 +964,7 @@
               <w:rPr>
                 <w:rFonts w:ascii="Calibri" w:eastAsia="Calibri" w:hAnsi="Calibri" w:cs="Calibri"/>
               </w:rPr>
-              <w:t>N</w:t>
+              <w:t>2</w:t>
             </w:r>
           </w:p>
         </w:tc>
@@ -1021,7 +1021,7 @@
               <w:rPr>
                 <w:rFonts w:ascii="Calibri" w:eastAsia="Calibri" w:hAnsi="Calibri" w:cs="Calibri"/>
               </w:rPr>
-              <w:t>N</w:t>
+              <w:t>1</w:t>
             </w:r>
           </w:p>
         </w:tc>
@@ -1078,7 +1078,7 @@
               <w:rPr>
                 <w:rFonts w:ascii="Calibri" w:eastAsia="Calibri" w:hAnsi="Calibri" w:cs="Calibri"/>
               </w:rPr>
-              <w:t>N</w:t>
+              <w:t>2</w:t>
             </w:r>
           </w:p>
         </w:tc>
@@ -1136,7 +1136,7 @@
               <w:rPr>
                 <w:rFonts w:ascii="Calibri" w:eastAsia="Calibri" w:hAnsi="Calibri" w:cs="Calibri"/>
               </w:rPr>
-              <w:t>N</w:t>
+              <w:t>1</w:t>
             </w:r>
           </w:p>
         </w:tc>
@@ -1193,7 +1193,7 @@
               <w:rPr>
                 <w:rFonts w:ascii="Calibri" w:eastAsia="Calibri" w:hAnsi="Calibri" w:cs="Calibri"/>
               </w:rPr>
-              <w:t>N</w:t>
+              <w:t>2</w:t>
             </w:r>
           </w:p>
         </w:tc>
@@ -1490,7 +1490,7 @@
               <w:rPr>
                 <w:rFonts w:ascii="Calibri" w:eastAsia="Calibri" w:hAnsi="Calibri" w:cs="Calibri"/>
               </w:rPr>
-              <w:t>N</w:t>
+              <w:t>2</w:t>
             </w:r>
           </w:p>
         </w:tc>
@@ -1547,7 +1547,7 @@
               <w:rPr>
                 <w:rFonts w:ascii="Calibri" w:eastAsia="Calibri" w:hAnsi="Calibri" w:cs="Calibri"/>
               </w:rPr>
-              <w:t>N</w:t>
+              <w:t>1</w:t>
             </w:r>
           </w:p>
         </w:tc>
@@ -1604,7 +1604,7 @@
               <w:rPr>
                 <w:rFonts w:ascii="Calibri" w:eastAsia="Calibri" w:hAnsi="Calibri" w:cs="Calibri"/>
               </w:rPr>
-              <w:t>N</w:t>
+              <w:t>2</w:t>
             </w:r>
           </w:p>
         </w:tc>
@@ -1661,7 +1661,7 @@
               <w:rPr>
                 <w:rFonts w:ascii="Calibri" w:eastAsia="Calibri" w:hAnsi="Calibri" w:cs="Calibri"/>
               </w:rPr>
-              <w:t>N</w:t>
+              <w:t>1</w:t>
             </w:r>
           </w:p>
         </w:tc>
@@ -1718,7 +1718,7 @@
               <w:rPr>
                 <w:rFonts w:ascii="Calibri" w:eastAsia="Calibri" w:hAnsi="Calibri" w:cs="Calibri"/>
               </w:rPr>
-              <w:t>N</w:t>
+              <w:t>2</w:t>
             </w:r>
           </w:p>
         </w:tc>
@@ -1776,7 +1776,7 @@
               <w:rPr>
                 <w:rFonts w:ascii="Calibri" w:eastAsia="Calibri" w:hAnsi="Calibri" w:cs="Calibri"/>
               </w:rPr>
-              <w:t>N</w:t>
+              <w:t>1</w:t>
             </w:r>
           </w:p>
         </w:tc>
@@ -1833,7 +1833,7 @@
               <w:rPr>
                 <w:rFonts w:ascii="Calibri" w:eastAsia="Calibri" w:hAnsi="Calibri" w:cs="Calibri"/>
               </w:rPr>
-              <w:t>N</w:t>
+              <w:t>2</w:t>
             </w:r>
           </w:p>
         </w:tc>
@@ -2130,7 +2130,7 @@
               <w:rPr>
                 <w:rFonts w:ascii="Calibri" w:eastAsia="Calibri" w:hAnsi="Calibri" w:cs="Calibri"/>
               </w:rPr>
-              <w:t>N</w:t>
+              <w:t>2</w:t>
             </w:r>
           </w:p>
         </w:tc>
@@ -2187,7 +2187,7 @@
               <w:rPr>
                 <w:rFonts w:ascii="Calibri" w:eastAsia="Calibri" w:hAnsi="Calibri" w:cs="Calibri"/>
               </w:rPr>
-              <w:t>N</w:t>
+              <w:t>1</w:t>
             </w:r>
           </w:p>
         </w:tc>
@@ -2244,7 +2244,7 @@
               <w:rPr>
                 <w:rFonts w:ascii="Calibri" w:eastAsia="Calibri" w:hAnsi="Calibri" w:cs="Calibri"/>
               </w:rPr>
-              <w:t>N</w:t>
+              <w:t>2</w:t>
             </w:r>
           </w:p>
         </w:tc>
@@ -2301,7 +2301,7 @@
               <w:rPr>
                 <w:rFonts w:ascii="Calibri" w:eastAsia="Calibri" w:hAnsi="Calibri" w:cs="Calibri"/>
               </w:rPr>
-              <w:t>N</w:t>
+              <w:t>1</w:t>
             </w:r>
           </w:p>
         </w:tc>
@@ -2358,7 +2358,7 @@
               <w:rPr>
                 <w:rFonts w:ascii="Calibri" w:eastAsia="Calibri" w:hAnsi="Calibri" w:cs="Calibri"/>
               </w:rPr>
-              <w:t>N</w:t>
+              <w:t>2</w:t>
             </w:r>
           </w:p>
         </w:tc>
@@ -2416,7 +2416,7 @@
               <w:rPr>
                 <w:rFonts w:ascii="Calibri" w:eastAsia="Calibri" w:hAnsi="Calibri" w:cs="Calibri"/>
               </w:rPr>
-              <w:t>N</w:t>
+              <w:t>1</w:t>
             </w:r>
           </w:p>
         </w:tc>
@@ -2473,7 +2473,7 @@
               <w:rPr>
                 <w:rFonts w:ascii="Calibri" w:eastAsia="Calibri" w:hAnsi="Calibri" w:cs="Calibri"/>
               </w:rPr>
-              <w:t>N</w:t>
+              <w:t>2</w:t>
             </w:r>
           </w:p>
         </w:tc>
@@ -2768,7 +2768,7 @@
               <w:rPr>
                 <w:rFonts w:ascii="Calibri" w:eastAsia="Calibri" w:hAnsi="Calibri" w:cs="Calibri"/>
               </w:rPr>
-              <w:t>N</w:t>
+              <w:t>2</w:t>
             </w:r>
           </w:p>
         </w:tc>
@@ -2825,7 +2825,7 @@
               <w:rPr>
                 <w:rFonts w:ascii="Calibri" w:eastAsia="Calibri" w:hAnsi="Calibri" w:cs="Calibri"/>
               </w:rPr>
-              <w:t>N</w:t>
+              <w:t>1</w:t>
             </w:r>
           </w:p>
         </w:tc>
@@ -2882,7 +2882,7 @@
               <w:rPr>
                 <w:rFonts w:ascii="Calibri" w:eastAsia="Calibri" w:hAnsi="Calibri" w:cs="Calibri"/>
               </w:rPr>
-              <w:t>N</w:t>
+              <w:t>2</w:t>
             </w:r>
           </w:p>
         </w:tc>
@@ -2939,7 +2939,7 @@
               <w:rPr>
                 <w:rFonts w:ascii="Calibri" w:eastAsia="Calibri" w:hAnsi="Calibri" w:cs="Calibri"/>
               </w:rPr>
-              <w:t>N</w:t>
+              <w:t>1</w:t>
             </w:r>
           </w:p>
         </w:tc>
@@ -2996,7 +2996,7 @@
               <w:rPr>
                 <w:rFonts w:ascii="Calibri" w:eastAsia="Calibri" w:hAnsi="Calibri" w:cs="Calibri"/>
               </w:rPr>
-              <w:t>N</w:t>
+              <w:t>2</w:t>
             </w:r>
           </w:p>
         </w:tc>
@@ -3054,7 +3054,7 @@
               <w:rPr>
                 <w:rFonts w:ascii="Calibri" w:eastAsia="Calibri" w:hAnsi="Calibri" w:cs="Calibri"/>
               </w:rPr>
-              <w:t>N</w:t>
+              <w:t>1</w:t>
             </w:r>
           </w:p>
         </w:tc>
@@ -3111,7 +3111,7 @@
               <w:rPr>
                 <w:rFonts w:ascii="Calibri" w:eastAsia="Calibri" w:hAnsi="Calibri" w:cs="Calibri"/>
               </w:rPr>
-              <w:t>N</w:t>
+              <w:t>2</w:t>
             </w:r>
           </w:p>
         </w:tc>
@@ -3412,7 +3412,7 @@
               <w:rPr>
                 <w:rFonts w:ascii="Calibri" w:eastAsia="Calibri" w:hAnsi="Calibri" w:cs="Calibri"/>
               </w:rPr>
-              <w:t>N</w:t>
+              <w:t>2</w:t>
             </w:r>
           </w:p>
         </w:tc>
@@ -3469,7 +3469,7 @@
               <w:rPr>
                 <w:rFonts w:ascii="Calibri" w:eastAsia="Calibri" w:hAnsi="Calibri" w:cs="Calibri"/>
               </w:rPr>
-              <w:t>N</w:t>
+              <w:t>1</w:t>
             </w:r>
           </w:p>
         </w:tc>
@@ -3526,7 +3526,7 @@
               <w:rPr>
                 <w:rFonts w:ascii="Calibri" w:eastAsia="Calibri" w:hAnsi="Calibri" w:cs="Calibri"/>
               </w:rPr>
-              <w:t>N</w:t>
+              <w:t>2</w:t>
             </w:r>
           </w:p>
         </w:tc>
@@ -3583,7 +3583,7 @@
               <w:rPr>
                 <w:rFonts w:ascii="Calibri" w:eastAsia="Calibri" w:hAnsi="Calibri" w:cs="Calibri"/>
               </w:rPr>
-              <w:t>N</w:t>
+              <w:t>1</w:t>
             </w:r>
           </w:p>
         </w:tc>
@@ -3640,7 +3640,7 @@
               <w:rPr>
                 <w:rFonts w:ascii="Calibri" w:eastAsia="Calibri" w:hAnsi="Calibri" w:cs="Calibri"/>
               </w:rPr>
-              <w:t>N</w:t>
+              <w:t>2</w:t>
             </w:r>
           </w:p>
         </w:tc>
@@ -3698,7 +3698,7 @@
               <w:rPr>
                 <w:rFonts w:ascii="Calibri" w:eastAsia="Calibri" w:hAnsi="Calibri" w:cs="Calibri"/>
               </w:rPr>
-              <w:t>N</w:t>
+              <w:t>1</w:t>
             </w:r>
           </w:p>
         </w:tc>
@@ -3755,7 +3755,7 @@
               <w:rPr>
                 <w:rFonts w:ascii="Calibri" w:eastAsia="Calibri" w:hAnsi="Calibri" w:cs="Calibri"/>
               </w:rPr>
-              <w:t>N</w:t>
+              <w:t>2</w:t>
             </w:r>
           </w:p>
         </w:tc>
